--- a/Practical-1(Studenthub)/PRACTICAL-1.docx
+++ b/Practical-1(Studenthub)/PRACTICAL-1.docx
@@ -95,6 +95,7 @@
           <w:szCs w:val="28"/>
         </w:rPr>
       </w:pPr>
+      <w:proofErr w:type="gramStart"/>
       <w:r>
         <w:rPr>
           <w:b/>
@@ -133,7 +134,48 @@
             </w14:gradFill>
           </w14:textFill>
         </w:rPr>
-        <w:t xml:space="preserve">AIM :  </w:t>
+        <w:t>AIM :</w:t>
+      </w:r>
+      <w:proofErr w:type="gramEnd"/>
+      <w:r>
+        <w:rPr>
+          <w:b/>
+          <w:bCs/>
+          <w:sz w:val="32"/>
+          <w:szCs w:val="32"/>
+          <w:u w:val="single"/>
+          <w:lang w:val="en-US"/>
+          <w14:textOutline w14:w="12700" w14:cap="flat" w14:cmpd="sng" w14:algn="ctr">
+            <w14:solidFill>
+              <w14:schemeClr w14:val="accent4"/>
+            </w14:solidFill>
+            <w14:prstDash w14:val="solid"/>
+            <w14:round/>
+          </w14:textOutline>
+          <w14:textFill>
+            <w14:gradFill>
+              <w14:gsLst>
+                <w14:gs w14:pos="0">
+                  <w14:schemeClr w14:val="accent4"/>
+                </w14:gs>
+                <w14:gs w14:pos="4000">
+                  <w14:schemeClr w14:val="accent4">
+                    <w14:lumMod w14:val="60000"/>
+                    <w14:lumOff w14:val="40000"/>
+                  </w14:schemeClr>
+                </w14:gs>
+                <w14:gs w14:pos="87000">
+                  <w14:schemeClr w14:val="accent4">
+                    <w14:lumMod w14:val="20000"/>
+                    <w14:lumOff w14:val="80000"/>
+                  </w14:schemeClr>
+                </w14:gs>
+              </w14:gsLst>
+              <w14:lin w14:ang="5400000" w14:scaled="0"/>
+            </w14:gradFill>
+          </w14:textFill>
+        </w:rPr>
+        <w:t xml:space="preserve">  </w:t>
       </w:r>
       <w:r>
         <w:rPr>
@@ -214,8 +256,6 @@
       </w:pPr>
       <w:r>
         <w:rPr>
-          <w:b/>
-          <w:bCs/>
           <w:sz w:val="28"/>
           <w:szCs w:val="28"/>
           <w:u w:val="single"/>
@@ -225,12 +265,11 @@
             </w14:srgbClr>
           </w14:shadow>
         </w:rPr>
-        <w:t>G</w:t>
-      </w:r>
-      <w:r>
-        <w:rPr>
-          <w:b/>
-          <w:bCs/>
+        <w:t xml:space="preserve">GITHUB </w:t>
+      </w:r>
+      <w:proofErr w:type="gramStart"/>
+      <w:r>
+        <w:rPr>
           <w:sz w:val="28"/>
           <w:szCs w:val="28"/>
           <w:u w:val="single"/>
@@ -240,14 +279,14 @@
             </w14:srgbClr>
           </w14:shadow>
         </w:rPr>
-        <w:t xml:space="preserve">ITHUB REPO </w:t>
-      </w:r>
-      <w:r>
-        <w:rPr>
-          <w:b/>
-          <w:bCs/>
-          <w:sz w:val="32"/>
-          <w:szCs w:val="32"/>
+        <w:t>REPO</w:t>
+      </w:r>
+      <w:r>
+        <w:rPr>
+          <w:b/>
+          <w:bCs/>
+          <w:sz w:val="28"/>
+          <w:szCs w:val="28"/>
           <w:u w:val="single"/>
           <w14:shadow w14:blurRad="50800" w14:dist="38100" w14:dir="10800000" w14:sx="100000" w14:sy="100000" w14:kx="0" w14:ky="0" w14:algn="r">
             <w14:srgbClr w14:val="000000">
@@ -255,7 +294,38 @@
             </w14:srgbClr>
           </w14:shadow>
         </w:rPr>
-        <w:t xml:space="preserve">:  </w:t>
+        <w:t xml:space="preserve"> </w:t>
+      </w:r>
+      <w:r>
+        <w:rPr>
+          <w:b/>
+          <w:bCs/>
+          <w:sz w:val="32"/>
+          <w:szCs w:val="32"/>
+          <w:u w:val="single"/>
+          <w14:shadow w14:blurRad="50800" w14:dist="38100" w14:dir="10800000" w14:sx="100000" w14:sy="100000" w14:kx="0" w14:ky="0" w14:algn="r">
+            <w14:srgbClr w14:val="000000">
+              <w14:alpha w14:val="60000"/>
+            </w14:srgbClr>
+          </w14:shadow>
+        </w:rPr>
+        <w:t>:</w:t>
+      </w:r>
+      <w:proofErr w:type="gramEnd"/>
+      <w:r>
+        <w:rPr>
+          <w:b/>
+          <w:bCs/>
+          <w:sz w:val="32"/>
+          <w:szCs w:val="32"/>
+          <w:u w:val="single"/>
+          <w14:shadow w14:blurRad="50800" w14:dist="38100" w14:dir="10800000" w14:sx="100000" w14:sy="100000" w14:kx="0" w14:ky="0" w14:algn="r">
+            <w14:srgbClr w14:val="000000">
+              <w14:alpha w14:val="60000"/>
+            </w14:srgbClr>
+          </w14:shadow>
+        </w:rPr>
+        <w:t xml:space="preserve">  </w:t>
       </w:r>
       <w:hyperlink r:id="rId8" w:history="1">
         <w:r>
@@ -312,8 +382,9 @@
           <w:u w:val="single"/>
           <w:lang w:val="en-US"/>
         </w:rPr>
-        <w:t>Requirement Analysis</w:t>
-      </w:r>
+        <w:t xml:space="preserve">Requirement </w:t>
+      </w:r>
+      <w:proofErr w:type="gramStart"/>
       <w:r>
         <w:rPr>
           <w:b/>
@@ -323,7 +394,30 @@
           <w:u w:val="single"/>
           <w:lang w:val="en-US"/>
         </w:rPr>
-        <w:t xml:space="preserve"> : </w:t>
+        <w:t>Analysis</w:t>
+      </w:r>
+      <w:r>
+        <w:rPr>
+          <w:b/>
+          <w:bCs/>
+          <w:sz w:val="32"/>
+          <w:szCs w:val="32"/>
+          <w:u w:val="single"/>
+          <w:lang w:val="en-US"/>
+        </w:rPr>
+        <w:t xml:space="preserve"> :</w:t>
+      </w:r>
+      <w:proofErr w:type="gramEnd"/>
+      <w:r>
+        <w:rPr>
+          <w:b/>
+          <w:bCs/>
+          <w:sz w:val="32"/>
+          <w:szCs w:val="32"/>
+          <w:u w:val="single"/>
+          <w:lang w:val="en-US"/>
+        </w:rPr>
+        <w:t xml:space="preserve"> </w:t>
       </w:r>
     </w:p>
     <w:p>
@@ -365,7 +459,25 @@
           <w:szCs w:val="28"/>
           <w:lang w:val="en-US"/>
         </w:rPr>
-        <w:t>Project Name : Student Hub Portal</w:t>
+        <w:t xml:space="preserve">Project </w:t>
+      </w:r>
+      <w:proofErr w:type="gramStart"/>
+      <w:r>
+        <w:rPr>
+          <w:sz w:val="28"/>
+          <w:szCs w:val="28"/>
+          <w:lang w:val="en-US"/>
+        </w:rPr>
+        <w:t>Name :</w:t>
+      </w:r>
+      <w:proofErr w:type="gramEnd"/>
+      <w:r>
+        <w:rPr>
+          <w:sz w:val="28"/>
+          <w:szCs w:val="28"/>
+          <w:lang w:val="en-US"/>
+        </w:rPr>
+        <w:t xml:space="preserve"> Student Hub Portal</w:t>
       </w:r>
     </w:p>
     <w:p>
@@ -391,13 +503,23 @@
           <w:lang w:val="en-US"/>
         </w:rPr>
       </w:pPr>
-      <w:r>
-        <w:rPr>
-          <w:sz w:val="28"/>
-          <w:szCs w:val="28"/>
-          <w:lang w:val="en-US"/>
-        </w:rPr>
-        <w:t xml:space="preserve">Objective : </w:t>
+      <w:proofErr w:type="gramStart"/>
+      <w:r>
+        <w:rPr>
+          <w:sz w:val="28"/>
+          <w:szCs w:val="28"/>
+          <w:lang w:val="en-US"/>
+        </w:rPr>
+        <w:t>Objective :</w:t>
+      </w:r>
+      <w:proofErr w:type="gramEnd"/>
+      <w:r>
+        <w:rPr>
+          <w:sz w:val="28"/>
+          <w:szCs w:val="28"/>
+          <w:lang w:val="en-US"/>
+        </w:rPr>
+        <w:t xml:space="preserve"> </w:t>
       </w:r>
       <w:r>
         <w:rPr>
@@ -436,7 +558,43 @@
           <w:szCs w:val="28"/>
           <w:lang w:val="en-US"/>
         </w:rPr>
-        <w:t xml:space="preserve">Target Users : Students , Teachers </w:t>
+        <w:t xml:space="preserve">Target </w:t>
+      </w:r>
+      <w:proofErr w:type="gramStart"/>
+      <w:r>
+        <w:rPr>
+          <w:sz w:val="28"/>
+          <w:szCs w:val="28"/>
+          <w:lang w:val="en-US"/>
+        </w:rPr>
+        <w:t>Users :</w:t>
+      </w:r>
+      <w:proofErr w:type="gramEnd"/>
+      <w:r>
+        <w:rPr>
+          <w:sz w:val="28"/>
+          <w:szCs w:val="28"/>
+          <w:lang w:val="en-US"/>
+        </w:rPr>
+        <w:t xml:space="preserve"> </w:t>
+      </w:r>
+      <w:proofErr w:type="gramStart"/>
+      <w:r>
+        <w:rPr>
+          <w:sz w:val="28"/>
+          <w:szCs w:val="28"/>
+          <w:lang w:val="en-US"/>
+        </w:rPr>
+        <w:t>Students ,</w:t>
+      </w:r>
+      <w:proofErr w:type="gramEnd"/>
+      <w:r>
+        <w:rPr>
+          <w:sz w:val="28"/>
+          <w:szCs w:val="28"/>
+          <w:lang w:val="en-US"/>
+        </w:rPr>
+        <w:t xml:space="preserve"> Teachers </w:t>
       </w:r>
     </w:p>
     <w:p>
@@ -468,36 +626,64 @@
           <w:szCs w:val="28"/>
           <w:lang w:val="en-US"/>
         </w:rPr>
-        <w:t xml:space="preserve">Functions Requirements : </w:t>
-      </w:r>
-    </w:p>
-    <w:p>
-      <w:pPr>
-        <w:pStyle w:val="Default"/>
-        <w:rPr>
-          <w:sz w:val="28"/>
-          <w:szCs w:val="28"/>
-          <w:lang w:val="en-US"/>
-        </w:rPr>
-      </w:pPr>
-    </w:p>
-    <w:p>
-      <w:pPr>
-        <w:pStyle w:val="Default"/>
-        <w:rPr>
-          <w:sz w:val="28"/>
-          <w:szCs w:val="28"/>
-          <w:lang w:val="en-US"/>
-        </w:rPr>
-      </w:pPr>
-      <w:r>
-        <w:rPr>
-          <w:sz w:val="28"/>
-          <w:szCs w:val="28"/>
-          <w:lang w:val="en-US"/>
-        </w:rPr>
-        <w:t xml:space="preserve">                Functional Requirements :</w:t>
-      </w:r>
+        <w:t xml:space="preserve">Functions </w:t>
+      </w:r>
+      <w:proofErr w:type="gramStart"/>
+      <w:r>
+        <w:rPr>
+          <w:sz w:val="28"/>
+          <w:szCs w:val="28"/>
+          <w:lang w:val="en-US"/>
+        </w:rPr>
+        <w:t>Requirements :</w:t>
+      </w:r>
+      <w:proofErr w:type="gramEnd"/>
+      <w:r>
+        <w:rPr>
+          <w:sz w:val="28"/>
+          <w:szCs w:val="28"/>
+          <w:lang w:val="en-US"/>
+        </w:rPr>
+        <w:t xml:space="preserve"> </w:t>
+      </w:r>
+    </w:p>
+    <w:p>
+      <w:pPr>
+        <w:pStyle w:val="Default"/>
+        <w:rPr>
+          <w:sz w:val="28"/>
+          <w:szCs w:val="28"/>
+          <w:lang w:val="en-US"/>
+        </w:rPr>
+      </w:pPr>
+    </w:p>
+    <w:p>
+      <w:pPr>
+        <w:pStyle w:val="Default"/>
+        <w:rPr>
+          <w:sz w:val="28"/>
+          <w:szCs w:val="28"/>
+          <w:lang w:val="en-US"/>
+        </w:rPr>
+      </w:pPr>
+      <w:r>
+        <w:rPr>
+          <w:sz w:val="28"/>
+          <w:szCs w:val="28"/>
+          <w:lang w:val="en-US"/>
+        </w:rPr>
+        <w:t xml:space="preserve">                Functional </w:t>
+      </w:r>
+      <w:proofErr w:type="gramStart"/>
+      <w:r>
+        <w:rPr>
+          <w:sz w:val="28"/>
+          <w:szCs w:val="28"/>
+          <w:lang w:val="en-US"/>
+        </w:rPr>
+        <w:t>Requirements :</w:t>
+      </w:r>
+      <w:proofErr w:type="gramEnd"/>
     </w:p>
     <w:p>
       <w:pPr>
@@ -762,7 +948,25 @@
           <w:szCs w:val="28"/>
           <w:lang w:val="en-US"/>
         </w:rPr>
-        <w:t>Contact Faculty And Admin</w:t>
+        <w:t xml:space="preserve">Contact Faculty </w:t>
+      </w:r>
+      <w:proofErr w:type="gramStart"/>
+      <w:r>
+        <w:rPr>
+          <w:sz w:val="28"/>
+          <w:szCs w:val="28"/>
+          <w:lang w:val="en-US"/>
+        </w:rPr>
+        <w:t>And</w:t>
+      </w:r>
+      <w:proofErr w:type="gramEnd"/>
+      <w:r>
+        <w:rPr>
+          <w:sz w:val="28"/>
+          <w:szCs w:val="28"/>
+          <w:lang w:val="en-US"/>
+        </w:rPr>
+        <w:t xml:space="preserve"> Admin</w:t>
       </w:r>
     </w:p>
     <w:p>
@@ -802,6 +1006,7 @@
           <w:sz w:val="28"/>
           <w:szCs w:val="28"/>
         </w:rPr>
+        <w:lastRenderedPageBreak/>
         <w:tab/>
       </w:r>
       <w:r>
@@ -818,93 +1023,146 @@
         </w:rPr>
         <w:tab/>
       </w:r>
-      <w:r>
-        <w:rPr>
-          <w:sz w:val="28"/>
-          <w:szCs w:val="28"/>
-        </w:rPr>
-        <w:t xml:space="preserve">  Responsive design for mobile and desktop </w:t>
-      </w:r>
-    </w:p>
-    <w:p>
-      <w:pPr>
-        <w:pStyle w:val="Default"/>
-        <w:rPr>
-          <w:sz w:val="28"/>
-          <w:szCs w:val="28"/>
-        </w:rPr>
-      </w:pPr>
-      <w:r>
-        <w:rPr>
-          <w:sz w:val="28"/>
-          <w:szCs w:val="28"/>
-        </w:rPr>
-        <w:lastRenderedPageBreak/>
-        <w:t xml:space="preserve">  Secure login with authentication </w:t>
-      </w:r>
-    </w:p>
-    <w:p>
-      <w:pPr>
-        <w:pStyle w:val="Default"/>
-        <w:rPr>
-          <w:sz w:val="28"/>
-          <w:szCs w:val="28"/>
-        </w:rPr>
-      </w:pPr>
-      <w:r>
-        <w:rPr>
-          <w:sz w:val="28"/>
-          <w:szCs w:val="28"/>
-        </w:rPr>
-        <w:t xml:space="preserve">  Fast page loading </w:t>
-      </w:r>
-    </w:p>
-    <w:p>
-      <w:pPr>
-        <w:pStyle w:val="Default"/>
-        <w:rPr>
-          <w:sz w:val="28"/>
-          <w:szCs w:val="28"/>
-        </w:rPr>
-      </w:pPr>
-      <w:r>
-        <w:rPr>
-          <w:sz w:val="28"/>
-          <w:szCs w:val="28"/>
-        </w:rPr>
-        <w:t xml:space="preserve">  Easy-to-use interface </w:t>
-      </w:r>
-    </w:p>
-    <w:p>
-      <w:pPr>
-        <w:pStyle w:val="Default"/>
-        <w:rPr>
-          <w:sz w:val="28"/>
-          <w:szCs w:val="28"/>
-        </w:rPr>
-      </w:pPr>
-      <w:r>
-        <w:rPr>
-          <w:sz w:val="28"/>
-          <w:szCs w:val="28"/>
-        </w:rPr>
-        <w:t xml:space="preserve">  Reliable system with minimal downtime </w:t>
-      </w:r>
-    </w:p>
-    <w:p>
-      <w:pPr>
-        <w:pStyle w:val="Default"/>
-        <w:rPr>
-          <w:sz w:val="28"/>
-          <w:szCs w:val="28"/>
-        </w:rPr>
-      </w:pPr>
-      <w:r>
-        <w:rPr>
-          <w:sz w:val="28"/>
-          <w:szCs w:val="28"/>
-        </w:rPr>
-        <w:t>  Data privacy and security</w:t>
+      <w:proofErr w:type="gramStart"/>
+      <w:r>
+        <w:rPr>
+          <w:sz w:val="28"/>
+          <w:szCs w:val="28"/>
+        </w:rPr>
+        <w:t>  Responsive</w:t>
+      </w:r>
+      <w:proofErr w:type="gramEnd"/>
+      <w:r>
+        <w:rPr>
+          <w:sz w:val="28"/>
+          <w:szCs w:val="28"/>
+        </w:rPr>
+        <w:t xml:space="preserve"> design for mobile and desktop </w:t>
+      </w:r>
+    </w:p>
+    <w:p>
+      <w:pPr>
+        <w:pStyle w:val="Default"/>
+        <w:rPr>
+          <w:sz w:val="28"/>
+          <w:szCs w:val="28"/>
+        </w:rPr>
+      </w:pPr>
+      <w:proofErr w:type="gramStart"/>
+      <w:r>
+        <w:rPr>
+          <w:sz w:val="28"/>
+          <w:szCs w:val="28"/>
+        </w:rPr>
+        <w:t>  Secure</w:t>
+      </w:r>
+      <w:proofErr w:type="gramEnd"/>
+      <w:r>
+        <w:rPr>
+          <w:sz w:val="28"/>
+          <w:szCs w:val="28"/>
+        </w:rPr>
+        <w:t xml:space="preserve"> login with authentication </w:t>
+      </w:r>
+    </w:p>
+    <w:p>
+      <w:pPr>
+        <w:pStyle w:val="Default"/>
+        <w:rPr>
+          <w:sz w:val="28"/>
+          <w:szCs w:val="28"/>
+        </w:rPr>
+      </w:pPr>
+      <w:proofErr w:type="gramStart"/>
+      <w:r>
+        <w:rPr>
+          <w:sz w:val="28"/>
+          <w:szCs w:val="28"/>
+        </w:rPr>
+        <w:t>  Fast</w:t>
+      </w:r>
+      <w:proofErr w:type="gramEnd"/>
+      <w:r>
+        <w:rPr>
+          <w:sz w:val="28"/>
+          <w:szCs w:val="28"/>
+        </w:rPr>
+        <w:t xml:space="preserve"> page loading </w:t>
+      </w:r>
+    </w:p>
+    <w:p>
+      <w:pPr>
+        <w:pStyle w:val="Default"/>
+        <w:rPr>
+          <w:sz w:val="28"/>
+          <w:szCs w:val="28"/>
+        </w:rPr>
+      </w:pPr>
+      <w:proofErr w:type="gramStart"/>
+      <w:r>
+        <w:rPr>
+          <w:sz w:val="28"/>
+          <w:szCs w:val="28"/>
+        </w:rPr>
+        <w:t>  Easy</w:t>
+      </w:r>
+      <w:proofErr w:type="gramEnd"/>
+      <w:r>
+        <w:rPr>
+          <w:sz w:val="28"/>
+          <w:szCs w:val="28"/>
+        </w:rPr>
+        <w:t xml:space="preserve">-to-use interface </w:t>
+      </w:r>
+    </w:p>
+    <w:p>
+      <w:pPr>
+        <w:pStyle w:val="Default"/>
+        <w:rPr>
+          <w:sz w:val="28"/>
+          <w:szCs w:val="28"/>
+        </w:rPr>
+      </w:pPr>
+      <w:proofErr w:type="gramStart"/>
+      <w:r>
+        <w:rPr>
+          <w:sz w:val="28"/>
+          <w:szCs w:val="28"/>
+        </w:rPr>
+        <w:t>  Reliable</w:t>
+      </w:r>
+      <w:proofErr w:type="gramEnd"/>
+      <w:r>
+        <w:rPr>
+          <w:sz w:val="28"/>
+          <w:szCs w:val="28"/>
+        </w:rPr>
+        <w:t xml:space="preserve"> system with minimal downtime </w:t>
+      </w:r>
+    </w:p>
+    <w:p>
+      <w:pPr>
+        <w:pStyle w:val="Default"/>
+        <w:rPr>
+          <w:sz w:val="28"/>
+          <w:szCs w:val="28"/>
+        </w:rPr>
+      </w:pPr>
+      <w:proofErr w:type="gramStart"/>
+      <w:r>
+        <w:rPr>
+          <w:sz w:val="28"/>
+          <w:szCs w:val="28"/>
+        </w:rPr>
+        <w:t>  Data</w:t>
+      </w:r>
+      <w:proofErr w:type="gramEnd"/>
+      <w:r>
+        <w:rPr>
+          <w:sz w:val="28"/>
+          <w:szCs w:val="28"/>
+        </w:rPr>
+        <w:t xml:space="preserve"> privacy and security</w:t>
       </w:r>
     </w:p>
     <w:p>
@@ -963,108 +1221,171 @@
           <w:szCs w:val="28"/>
         </w:rPr>
       </w:pPr>
-      <w:r>
-        <w:rPr>
-          <w:sz w:val="28"/>
-          <w:szCs w:val="28"/>
-        </w:rPr>
-        <w:t xml:space="preserve">  HTML </w:t>
-      </w:r>
-    </w:p>
-    <w:p>
-      <w:pPr>
-        <w:pStyle w:val="Default"/>
-        <w:rPr>
-          <w:sz w:val="28"/>
-          <w:szCs w:val="28"/>
-        </w:rPr>
-      </w:pPr>
-      <w:r>
-        <w:rPr>
-          <w:sz w:val="28"/>
-          <w:szCs w:val="28"/>
-        </w:rPr>
-        <w:t xml:space="preserve">  CSS </w:t>
-      </w:r>
-    </w:p>
-    <w:p>
-      <w:pPr>
-        <w:pStyle w:val="Default"/>
-        <w:rPr>
-          <w:sz w:val="28"/>
-          <w:szCs w:val="28"/>
-        </w:rPr>
-      </w:pPr>
-      <w:r>
-        <w:rPr>
-          <w:sz w:val="28"/>
-          <w:szCs w:val="28"/>
-        </w:rPr>
-        <w:t xml:space="preserve">  JavaScript </w:t>
-      </w:r>
-    </w:p>
-    <w:p>
-      <w:pPr>
-        <w:pStyle w:val="Default"/>
-        <w:rPr>
-          <w:sz w:val="28"/>
-          <w:szCs w:val="28"/>
-        </w:rPr>
-      </w:pPr>
-      <w:r>
-        <w:rPr>
-          <w:sz w:val="28"/>
-          <w:szCs w:val="28"/>
-        </w:rPr>
-        <w:t xml:space="preserve">  PHP/Node.js (or any backend technology) </w:t>
-      </w:r>
-    </w:p>
-    <w:p>
-      <w:pPr>
-        <w:pStyle w:val="Default"/>
-        <w:rPr>
-          <w:sz w:val="28"/>
-          <w:szCs w:val="28"/>
-        </w:rPr>
-      </w:pPr>
-      <w:r>
-        <w:rPr>
-          <w:sz w:val="28"/>
-          <w:szCs w:val="28"/>
-        </w:rPr>
-        <w:t xml:space="preserve">  MySQL Database </w:t>
-      </w:r>
-    </w:p>
-    <w:p>
-      <w:pPr>
-        <w:pStyle w:val="Default"/>
-        <w:rPr>
-          <w:sz w:val="28"/>
-          <w:szCs w:val="28"/>
-        </w:rPr>
-      </w:pPr>
-      <w:r>
-        <w:rPr>
-          <w:sz w:val="28"/>
-          <w:szCs w:val="28"/>
-        </w:rPr>
-        <w:t xml:space="preserve">  VS Code </w:t>
-      </w:r>
-    </w:p>
-    <w:p>
-      <w:pPr>
-        <w:pStyle w:val="Default"/>
-        <w:rPr>
-          <w:sz w:val="28"/>
-          <w:szCs w:val="28"/>
-        </w:rPr>
-      </w:pPr>
-      <w:r>
-        <w:rPr>
-          <w:sz w:val="28"/>
-          <w:szCs w:val="28"/>
-        </w:rPr>
-        <w:t>  Google Chrome</w:t>
+      <w:proofErr w:type="gramStart"/>
+      <w:r>
+        <w:rPr>
+          <w:sz w:val="28"/>
+          <w:szCs w:val="28"/>
+        </w:rPr>
+        <w:t>  HTML</w:t>
+      </w:r>
+      <w:proofErr w:type="gramEnd"/>
+      <w:r>
+        <w:rPr>
+          <w:sz w:val="28"/>
+          <w:szCs w:val="28"/>
+        </w:rPr>
+        <w:t xml:space="preserve"> </w:t>
+      </w:r>
+    </w:p>
+    <w:p>
+      <w:pPr>
+        <w:pStyle w:val="Default"/>
+        <w:rPr>
+          <w:sz w:val="28"/>
+          <w:szCs w:val="28"/>
+        </w:rPr>
+      </w:pPr>
+      <w:proofErr w:type="gramStart"/>
+      <w:r>
+        <w:rPr>
+          <w:sz w:val="28"/>
+          <w:szCs w:val="28"/>
+        </w:rPr>
+        <w:t>  CSS</w:t>
+      </w:r>
+      <w:proofErr w:type="gramEnd"/>
+      <w:r>
+        <w:rPr>
+          <w:sz w:val="28"/>
+          <w:szCs w:val="28"/>
+        </w:rPr>
+        <w:t xml:space="preserve"> </w:t>
+      </w:r>
+    </w:p>
+    <w:p>
+      <w:pPr>
+        <w:pStyle w:val="Default"/>
+        <w:rPr>
+          <w:sz w:val="28"/>
+          <w:szCs w:val="28"/>
+        </w:rPr>
+      </w:pPr>
+      <w:proofErr w:type="gramStart"/>
+      <w:r>
+        <w:rPr>
+          <w:sz w:val="28"/>
+          <w:szCs w:val="28"/>
+        </w:rPr>
+        <w:t>  JavaScript</w:t>
+      </w:r>
+      <w:proofErr w:type="gramEnd"/>
+      <w:r>
+        <w:rPr>
+          <w:sz w:val="28"/>
+          <w:szCs w:val="28"/>
+        </w:rPr>
+        <w:t xml:space="preserve"> </w:t>
+      </w:r>
+    </w:p>
+    <w:p>
+      <w:pPr>
+        <w:pStyle w:val="Default"/>
+        <w:rPr>
+          <w:sz w:val="28"/>
+          <w:szCs w:val="28"/>
+        </w:rPr>
+      </w:pPr>
+      <w:proofErr w:type="gramStart"/>
+      <w:r>
+        <w:rPr>
+          <w:sz w:val="28"/>
+          <w:szCs w:val="28"/>
+        </w:rPr>
+        <w:t>  PHP/Node.js</w:t>
+      </w:r>
+      <w:proofErr w:type="gramEnd"/>
+      <w:r>
+        <w:rPr>
+          <w:sz w:val="28"/>
+          <w:szCs w:val="28"/>
+        </w:rPr>
+        <w:t xml:space="preserve"> (or any backend technology) </w:t>
+      </w:r>
+    </w:p>
+    <w:p>
+      <w:pPr>
+        <w:pStyle w:val="Default"/>
+        <w:rPr>
+          <w:sz w:val="28"/>
+          <w:szCs w:val="28"/>
+        </w:rPr>
+      </w:pPr>
+      <w:proofErr w:type="gramStart"/>
+      <w:r>
+        <w:rPr>
+          <w:sz w:val="28"/>
+          <w:szCs w:val="28"/>
+        </w:rPr>
+        <w:t>  MySQL</w:t>
+      </w:r>
+      <w:proofErr w:type="gramEnd"/>
+      <w:r>
+        <w:rPr>
+          <w:sz w:val="28"/>
+          <w:szCs w:val="28"/>
+        </w:rPr>
+        <w:t xml:space="preserve"> Database </w:t>
+      </w:r>
+    </w:p>
+    <w:p>
+      <w:pPr>
+        <w:pStyle w:val="Default"/>
+        <w:rPr>
+          <w:sz w:val="28"/>
+          <w:szCs w:val="28"/>
+        </w:rPr>
+      </w:pPr>
+      <w:proofErr w:type="gramStart"/>
+      <w:r>
+        <w:rPr>
+          <w:sz w:val="28"/>
+          <w:szCs w:val="28"/>
+        </w:rPr>
+        <w:t>  VS</w:t>
+      </w:r>
+      <w:proofErr w:type="gramEnd"/>
+      <w:r>
+        <w:rPr>
+          <w:sz w:val="28"/>
+          <w:szCs w:val="28"/>
+        </w:rPr>
+        <w:t xml:space="preserve"> Code </w:t>
+      </w:r>
+    </w:p>
+    <w:p>
+      <w:pPr>
+        <w:pStyle w:val="Default"/>
+        <w:rPr>
+          <w:sz w:val="28"/>
+          <w:szCs w:val="28"/>
+        </w:rPr>
+      </w:pPr>
+      <w:proofErr w:type="gramStart"/>
+      <w:r>
+        <w:rPr>
+          <w:sz w:val="28"/>
+          <w:szCs w:val="28"/>
+        </w:rPr>
+        <w:t>  Google</w:t>
+      </w:r>
+      <w:proofErr w:type="gramEnd"/>
+      <w:r>
+        <w:rPr>
+          <w:sz w:val="28"/>
+          <w:szCs w:val="28"/>
+        </w:rPr>
+        <w:t xml:space="preserve"> Chrome</w:t>
       </w:r>
     </w:p>
     <w:p>
@@ -1160,6 +1481,9 @@
         </w:rPr>
       </w:pPr>
       <w:r>
+        <w:rPr>
+          <w:noProof/>
+        </w:rPr>
         <w:drawing>
           <wp:inline distT="0" distB="0" distL="0" distR="0" wp14:anchorId="0D7217D2" wp14:editId="2899F033">
             <wp:extent cx="4293704" cy="4264210"/>
@@ -1281,6 +1605,7 @@
           </w14:shadow>
         </w:rPr>
       </w:pPr>
+      <w:proofErr w:type="gramStart"/>
       <w:r>
         <w:rPr>
           <w:b/>
@@ -1294,12 +1619,10 @@
             </w14:srgbClr>
           </w14:shadow>
         </w:rPr>
-        <w:t xml:space="preserve">WIREFRAME : </w:t>
-      </w:r>
-    </w:p>
-    <w:p>
-      <w:pPr>
-        <w:pStyle w:val="Default"/>
+        <w:t>WIREFRAME :</w:t>
+      </w:r>
+      <w:proofErr w:type="gramEnd"/>
+      <w:r>
         <w:rPr>
           <w:b/>
           <w:bCs/>
@@ -1312,18 +1635,37 @@
             </w14:srgbClr>
           </w14:shadow>
         </w:rPr>
-      </w:pPr>
-    </w:p>
-    <w:p>
-      <w:pPr>
-        <w:rPr>
-          <w:b/>
-          <w:bCs/>
-          <w:sz w:val="28"/>
-          <w:szCs w:val="28"/>
-          <w:u w:val="single"/>
-        </w:rPr>
-      </w:pPr>
+        <w:t xml:space="preserve"> </w:t>
+      </w:r>
+    </w:p>
+    <w:p>
+      <w:pPr>
+        <w:pStyle w:val="Default"/>
+        <w:rPr>
+          <w:b/>
+          <w:bCs/>
+          <w:sz w:val="32"/>
+          <w:szCs w:val="32"/>
+          <w:u w:val="single"/>
+          <w14:shadow w14:blurRad="50800" w14:dist="38100" w14:dir="10800000" w14:sx="100000" w14:sy="100000" w14:kx="0" w14:ky="0" w14:algn="r">
+            <w14:srgbClr w14:val="000000">
+              <w14:alpha w14:val="60000"/>
+            </w14:srgbClr>
+          </w14:shadow>
+        </w:rPr>
+      </w:pPr>
+    </w:p>
+    <w:p>
+      <w:pPr>
+        <w:rPr>
+          <w:b/>
+          <w:bCs/>
+          <w:sz w:val="28"/>
+          <w:szCs w:val="28"/>
+          <w:u w:val="single"/>
+        </w:rPr>
+      </w:pPr>
+      <w:proofErr w:type="gramStart"/>
       <w:r>
         <w:rPr>
           <w:b/>
@@ -1344,9 +1686,13 @@
         </w:rPr>
         <w:t>:</w:t>
       </w:r>
-    </w:p>
-    <w:p>
-      <w:r>
+      <w:proofErr w:type="gramEnd"/>
+    </w:p>
+    <w:p>
+      <w:r>
+        <w:rPr>
+          <w:noProof/>
+        </w:rPr>
         <w:drawing>
           <wp:inline distT="0" distB="0" distL="0" distR="0" wp14:anchorId="500D411A" wp14:editId="3AA192A0">
             <wp:extent cx="3204376" cy="3507391"/>
@@ -1415,6 +1761,10 @@
     </w:p>
     <w:p>
       <w:r>
+        <w:rPr>
+          <w:noProof/>
+        </w:rPr>
+        <w:lastRenderedPageBreak/>
         <w:drawing>
           <wp:inline distT="0" distB="0" distL="0" distR="0" wp14:anchorId="0F426A51" wp14:editId="5D7FCAFF">
             <wp:extent cx="3625795" cy="3097628"/>
@@ -1471,7 +1821,18 @@
           <w:szCs w:val="28"/>
           <w:u w:val="single"/>
         </w:rPr>
-        <w:t xml:space="preserve">STUDENT PROFILE </w:t>
+        <w:t xml:space="preserve">STUDENT </w:t>
+      </w:r>
+      <w:proofErr w:type="gramStart"/>
+      <w:r>
+        <w:rPr>
+          <w:b/>
+          <w:bCs/>
+          <w:sz w:val="28"/>
+          <w:szCs w:val="28"/>
+          <w:u w:val="single"/>
+        </w:rPr>
+        <w:t xml:space="preserve">PROFILE </w:t>
       </w:r>
       <w:r>
         <w:rPr>
@@ -1483,9 +1844,13 @@
         </w:rPr>
         <w:t>:</w:t>
       </w:r>
-    </w:p>
-    <w:p>
-      <w:r>
+      <w:proofErr w:type="gramEnd"/>
+    </w:p>
+    <w:p>
+      <w:r>
+        <w:rPr>
+          <w:noProof/>
+        </w:rPr>
         <w:drawing>
           <wp:inline distT="0" distB="0" distL="0" distR="0" wp14:anchorId="3B07771C" wp14:editId="44EFF59C">
             <wp:extent cx="3371353" cy="3112641"/>
@@ -1533,6 +1898,7 @@
           <w:u w:val="single"/>
         </w:rPr>
       </w:pPr>
+      <w:proofErr w:type="gramStart"/>
       <w:r>
         <w:rPr>
           <w:b/>
@@ -1553,9 +1919,14 @@
         </w:rPr>
         <w:t xml:space="preserve"> :</w:t>
       </w:r>
-    </w:p>
-    <w:p>
-      <w:r>
+      <w:proofErr w:type="gramEnd"/>
+    </w:p>
+    <w:p>
+      <w:r>
+        <w:rPr>
+          <w:noProof/>
+        </w:rPr>
+        <w:lastRenderedPageBreak/>
         <w:drawing>
           <wp:inline distT="0" distB="0" distL="0" distR="0" wp14:anchorId="1C0BEEC9" wp14:editId="10D4584F">
             <wp:extent cx="4410691" cy="2172003"/>
@@ -1603,6 +1974,7 @@
           <w:u w:val="single"/>
         </w:rPr>
       </w:pPr>
+      <w:proofErr w:type="gramStart"/>
       <w:r>
         <w:rPr>
           <w:b/>
@@ -1623,9 +1995,13 @@
         </w:rPr>
         <w:t xml:space="preserve"> :</w:t>
       </w:r>
-    </w:p>
-    <w:p>
-      <w:r>
+      <w:proofErr w:type="gramEnd"/>
+    </w:p>
+    <w:p>
+      <w:r>
+        <w:rPr>
+          <w:noProof/>
+        </w:rPr>
         <w:drawing>
           <wp:inline distT="0" distB="0" distL="0" distR="0" wp14:anchorId="3D4C8685" wp14:editId="0DA97E7E">
             <wp:extent cx="3140765" cy="1853785"/>
@@ -1673,17 +2049,18 @@
           <w:u w:val="single"/>
         </w:rPr>
       </w:pPr>
-      <w:r>
-        <w:rPr>
-          <w:b/>
-          <w:bCs/>
-          <w:sz w:val="28"/>
-          <w:szCs w:val="28"/>
-          <w:u w:val="single"/>
-        </w:rPr>
-        <w:lastRenderedPageBreak/>
+      <w:proofErr w:type="gramStart"/>
+      <w:r>
+        <w:rPr>
+          <w:b/>
+          <w:bCs/>
+          <w:sz w:val="28"/>
+          <w:szCs w:val="28"/>
+          <w:u w:val="single"/>
+        </w:rPr>
         <w:t>TIMETABLE :</w:t>
       </w:r>
+      <w:proofErr w:type="gramEnd"/>
     </w:p>
     <w:p>
       <w:pPr>
@@ -1702,6 +2079,9 @@
         </w:rPr>
       </w:pPr>
       <w:r>
+        <w:rPr>
+          <w:noProof/>
+        </w:rPr>
         <w:drawing>
           <wp:inline distT="0" distB="0" distL="0" distR="0" wp14:anchorId="6F88F8DD" wp14:editId="74C01A3D">
             <wp:extent cx="4991797" cy="1895740"/>
@@ -1785,12 +2165,10 @@
             </w14:srgbClr>
           </w14:shadow>
         </w:rPr>
-        <w:t xml:space="preserve">KEY QUESTIONS : </w:t>
-      </w:r>
-    </w:p>
-    <w:p>
-      <w:pPr>
-        <w:pStyle w:val="Default"/>
+        <w:t xml:space="preserve">KEY </w:t>
+      </w:r>
+      <w:proofErr w:type="gramStart"/>
+      <w:r>
         <w:rPr>
           <w:b/>
           <w:bCs/>
@@ -1803,6 +2181,40 @@
             </w14:srgbClr>
           </w14:shadow>
         </w:rPr>
+        <w:t>QUESTIONS :</w:t>
+      </w:r>
+      <w:proofErr w:type="gramEnd"/>
+      <w:r>
+        <w:rPr>
+          <w:b/>
+          <w:bCs/>
+          <w:sz w:val="32"/>
+          <w:szCs w:val="32"/>
+          <w:u w:val="single"/>
+          <w14:shadow w14:blurRad="50800" w14:dist="38100" w14:dir="10800000" w14:sx="100000" w14:sy="100000" w14:kx="0" w14:ky="0" w14:algn="r">
+            <w14:srgbClr w14:val="000000">
+              <w14:alpha w14:val="60000"/>
+            </w14:srgbClr>
+          </w14:shadow>
+        </w:rPr>
+        <w:t xml:space="preserve"> </w:t>
+      </w:r>
+    </w:p>
+    <w:p>
+      <w:pPr>
+        <w:pStyle w:val="Default"/>
+        <w:rPr>
+          <w:b/>
+          <w:bCs/>
+          <w:sz w:val="32"/>
+          <w:szCs w:val="32"/>
+          <w:u w:val="single"/>
+          <w14:shadow w14:blurRad="50800" w14:dist="38100" w14:dir="10800000" w14:sx="100000" w14:sy="100000" w14:kx="0" w14:ky="0" w14:algn="r">
+            <w14:srgbClr w14:val="000000">
+              <w14:alpha w14:val="60000"/>
+            </w14:srgbClr>
+          </w14:shadow>
+        </w:rPr>
       </w:pPr>
     </w:p>
     <w:p>
@@ -1851,6 +2263,7 @@
           <w:b/>
           <w:bCs/>
         </w:rPr>
+        <w:lastRenderedPageBreak/>
         <w:t>Protocol (Scheme)</w:t>
       </w:r>
       <w:r>
@@ -2184,7 +2597,6 @@
           <w:b/>
           <w:bCs/>
         </w:rPr>
-        <w:lastRenderedPageBreak/>
         <w:t>4.</w:t>
       </w:r>
       <w:r>
@@ -2713,6 +3125,8 @@
       </w:r>
     </w:p>
     <w:sectPr>
+      <w:headerReference w:type="default" r:id="rId16"/>
+      <w:footerReference w:type="default" r:id="rId17"/>
       <w:pgSz w:w="11906" w:h="16838"/>
       <w:pgMar w:top="1440" w:right="1440" w:bottom="1440" w:left="1440" w:header="708" w:footer="708" w:gutter="0"/>
       <w:cols w:space="708"/>
@@ -2747,6 +3161,195 @@
 </w:endnotes>
 </file>
 
+<file path=word/footer1.xml><?xml version="1.0" encoding="utf-8"?>
+<w:ftr xmlns:wpc="http://schemas.microsoft.com/office/word/2010/wordprocessingCanvas" xmlns:cx="http://schemas.microsoft.com/office/drawing/2014/chartex" xmlns:cx1="http://schemas.microsoft.com/office/drawing/2015/9/8/chartex" xmlns:cx2="http://schemas.microsoft.com/office/drawing/2015/10/21/chartex" xmlns:cx3="http://schemas.microsoft.com/office/drawing/2016/5/9/chartex" xmlns:cx4="http://schemas.microsoft.com/office/drawing/2016/5/10/chartex" xmlns:cx5="http://schemas.microsoft.com/office/drawing/2016/5/11/chartex" xmlns:cx6="http://schemas.microsoft.com/office/drawing/2016/5/12/chartex" xmlns:cx7="http://schemas.microsoft.com/office/drawing/2016/5/13/chartex" xmlns:cx8="http://schemas.microsoft.com/office/drawing/2016/5/14/chartex" xmlns:mc="http://schemas.openxmlformats.org/markup-compatibility/2006" xmlns:aink="http://schemas.microsoft.com/office/drawing/2016/ink" xmlns:am3d="http://schemas.microsoft.com/office/drawing/2017/model3d" xmlns:o="urn:schemas-microsoft-com:office:office" xmlns:oel="http://schemas.microsoft.com/office/2019/extlst" xmlns:r="http://schemas.openxmlformats.org/officeDocument/2006/relationships" xmlns:m="http://schemas.openxmlformats.org/officeDocument/2006/math" xmlns:v="urn:schemas-microsoft-com:vml" xmlns:wp14="http://schemas.microsoft.com/office/word/2010/wordprocessingDrawing" xmlns:wp="http://schemas.openxmlformats.org/drawingml/2006/wordprocessingDrawing" xmlns:w10="urn:schemas-microsoft-com:office:word" xmlns:w="http://schemas.openxmlformats.org/wordprocessingml/2006/main" xmlns:w14="http://schemas.microsoft.com/office/word/2010/wordml" xmlns:w15="http://schemas.microsoft.com/office/word/2012/wordml" xmlns:w16cei="http://schemas.microsoft.com/office/word/2026/wordml/cei" xmlns:w16cex="http://schemas.microsoft.com/office/word/2018/wordml/cex" xmlns:w16cid="http://schemas.microsoft.com/office/word/2016/wordml/cid" xmlns:w16="http://schemas.microsoft.com/office/word/2018/wordml" xmlns:w16du="http://schemas.microsoft.com/office/word/2023/wordml/word16du" xmlns:w16sdtdh="http://schemas.microsoft.com/office/word/2020/wordml/sdtdatahash" xmlns:w16sdtfl="http://schemas.microsoft.com/office/word/2024/wordml/sdtformatlock" xmlns:w16se="http://schemas.microsoft.com/office/word/2015/wordml/symex" xmlns:wpg="http://schemas.microsoft.com/office/word/2010/wordprocessingGroup" xmlns:wpi="http://schemas.microsoft.com/office/word/2010/wordprocessingInk" xmlns:wne="http://schemas.microsoft.com/office/word/2006/wordml" xmlns:wps="http://schemas.microsoft.com/office/word/2010/wordprocessingShape" mc:Ignorable="w14 w15 w16se w16cid w16 w16cex w16sdtdh w16sdtfl w16du wp14">
+  <w:tbl>
+    <w:tblPr>
+      <w:tblW w:w="5000" w:type="pct"/>
+      <w:jc w:val="center"/>
+      <w:tblCellMar>
+        <w:top w:w="144" w:type="dxa"/>
+        <w:left w:w="115" w:type="dxa"/>
+        <w:bottom w:w="144" w:type="dxa"/>
+        <w:right w:w="115" w:type="dxa"/>
+      </w:tblCellMar>
+      <w:tblLook w:val="04A0" w:firstRow="1" w:lastRow="0" w:firstColumn="1" w:lastColumn="0" w:noHBand="0" w:noVBand="1"/>
+    </w:tblPr>
+    <w:tblGrid>
+      <w:gridCol w:w="4535"/>
+      <w:gridCol w:w="4491"/>
+    </w:tblGrid>
+    <w:tr>
+      <w:trPr>
+        <w:trHeight w:hRule="exact" w:val="115"/>
+        <w:jc w:val="center"/>
+      </w:trPr>
+      <w:tc>
+        <w:tcPr>
+          <w:tcW w:w="4686" w:type="dxa"/>
+          <w:shd w:val="clear" w:color="auto" w:fill="156082" w:themeFill="accent1"/>
+          <w:tcMar>
+            <w:top w:w="0" w:type="dxa"/>
+            <w:bottom w:w="0" w:type="dxa"/>
+          </w:tcMar>
+        </w:tcPr>
+        <w:p>
+          <w:pPr>
+            <w:pStyle w:val="Header"/>
+            <w:rPr>
+              <w:caps/>
+              <w:sz w:val="18"/>
+            </w:rPr>
+          </w:pPr>
+        </w:p>
+      </w:tc>
+      <w:tc>
+        <w:tcPr>
+          <w:tcW w:w="4674" w:type="dxa"/>
+          <w:shd w:val="clear" w:color="auto" w:fill="156082" w:themeFill="accent1"/>
+          <w:tcMar>
+            <w:top w:w="0" w:type="dxa"/>
+            <w:bottom w:w="0" w:type="dxa"/>
+          </w:tcMar>
+        </w:tcPr>
+        <w:p>
+          <w:pPr>
+            <w:pStyle w:val="Header"/>
+            <w:jc w:val="right"/>
+            <w:rPr>
+              <w:caps/>
+              <w:sz w:val="18"/>
+            </w:rPr>
+          </w:pPr>
+        </w:p>
+      </w:tc>
+    </w:tr>
+    <w:tr>
+      <w:trPr>
+        <w:jc w:val="center"/>
+      </w:trPr>
+      <w:sdt>
+        <w:sdtPr>
+          <w:rPr>
+            <w:caps/>
+            <w:color w:val="808080" w:themeColor="background1" w:themeShade="80"/>
+            <w:sz w:val="20"/>
+            <w:szCs w:val="20"/>
+          </w:rPr>
+          <w:alias w:val="Author"/>
+          <w:tag w:val=""/>
+          <w:id w:val="1534151868"/>
+          <w:placeholder>
+            <w:docPart w:val="254BC2E09B614B4B8E0BF50ABD3D256C"/>
+          </w:placeholder>
+          <w:dataBinding w:prefixMappings="xmlns:ns0='http://purl.org/dc/elements/1.1/' xmlns:ns1='http://schemas.openxmlformats.org/package/2006/metadata/core-properties' " w:xpath="/ns1:coreProperties[1]/ns0:creator[1]" w:storeItemID="{6C3C8BC8-F283-45AE-878A-BAB7291924A1}"/>
+          <w:text/>
+        </w:sdtPr>
+        <w:sdtContent>
+          <w:tc>
+            <w:tcPr>
+              <w:tcW w:w="4686" w:type="dxa"/>
+              <w:vAlign w:val="center"/>
+            </w:tcPr>
+            <w:p>
+              <w:pPr>
+                <w:pStyle w:val="Footer"/>
+                <w:rPr>
+                  <w:caps/>
+                  <w:color w:val="808080" w:themeColor="background1" w:themeShade="80"/>
+                  <w:sz w:val="18"/>
+                  <w:szCs w:val="18"/>
+                </w:rPr>
+              </w:pPr>
+              <w:r>
+                <w:rPr>
+                  <w:caps/>
+                  <w:color w:val="808080" w:themeColor="background1" w:themeShade="80"/>
+                  <w:sz w:val="20"/>
+                  <w:szCs w:val="20"/>
+                </w:rPr>
+                <w:t>DEPSTAR-- CE</w:t>
+              </w:r>
+            </w:p>
+          </w:tc>
+        </w:sdtContent>
+      </w:sdt>
+      <w:tc>
+        <w:tcPr>
+          <w:tcW w:w="4674" w:type="dxa"/>
+          <w:vAlign w:val="center"/>
+        </w:tcPr>
+        <w:p>
+          <w:pPr>
+            <w:pStyle w:val="Footer"/>
+            <w:jc w:val="right"/>
+            <w:rPr>
+              <w:caps/>
+              <w:color w:val="808080" w:themeColor="background1" w:themeShade="80"/>
+              <w:sz w:val="20"/>
+              <w:szCs w:val="20"/>
+            </w:rPr>
+          </w:pPr>
+          <w:r>
+            <w:rPr>
+              <w:caps/>
+              <w:color w:val="808080" w:themeColor="background1" w:themeShade="80"/>
+              <w:sz w:val="20"/>
+              <w:szCs w:val="20"/>
+            </w:rPr>
+            <w:fldChar w:fldCharType="begin"/>
+          </w:r>
+          <w:r>
+            <w:rPr>
+              <w:caps/>
+              <w:color w:val="808080" w:themeColor="background1" w:themeShade="80"/>
+              <w:sz w:val="20"/>
+              <w:szCs w:val="20"/>
+            </w:rPr>
+            <w:instrText xml:space="preserve"> PAGE   \* MERGEFORMAT </w:instrText>
+          </w:r>
+          <w:r>
+            <w:rPr>
+              <w:caps/>
+              <w:color w:val="808080" w:themeColor="background1" w:themeShade="80"/>
+              <w:sz w:val="20"/>
+              <w:szCs w:val="20"/>
+            </w:rPr>
+            <w:fldChar w:fldCharType="separate"/>
+          </w:r>
+          <w:r>
+            <w:rPr>
+              <w:caps/>
+              <w:noProof/>
+              <w:color w:val="808080" w:themeColor="background1" w:themeShade="80"/>
+              <w:sz w:val="20"/>
+              <w:szCs w:val="20"/>
+            </w:rPr>
+            <w:t>2</w:t>
+          </w:r>
+          <w:r>
+            <w:rPr>
+              <w:caps/>
+              <w:noProof/>
+              <w:color w:val="808080" w:themeColor="background1" w:themeShade="80"/>
+              <w:sz w:val="20"/>
+              <w:szCs w:val="20"/>
+            </w:rPr>
+            <w:fldChar w:fldCharType="end"/>
+          </w:r>
+        </w:p>
+      </w:tc>
+    </w:tr>
+  </w:tbl>
+  <w:p>
+    <w:pPr>
+      <w:pStyle w:val="Footer"/>
+      <w:jc w:val="right"/>
+    </w:pPr>
+  </w:p>
+</w:ftr>
+</file>
+
 <file path=word/footnotes.xml><?xml version="1.0" encoding="utf-8"?>
 <w:footnotes xmlns:wpc="http://schemas.microsoft.com/office/word/2010/wordprocessingCanvas" xmlns:cx="http://schemas.microsoft.com/office/drawing/2014/chartex" xmlns:cx1="http://schemas.microsoft.com/office/drawing/2015/9/8/chartex" xmlns:cx2="http://schemas.microsoft.com/office/drawing/2015/10/21/chartex" xmlns:cx3="http://schemas.microsoft.com/office/drawing/2016/5/9/chartex" xmlns:cx4="http://schemas.microsoft.com/office/drawing/2016/5/10/chartex" xmlns:cx5="http://schemas.microsoft.com/office/drawing/2016/5/11/chartex" xmlns:cx6="http://schemas.microsoft.com/office/drawing/2016/5/12/chartex" xmlns:cx7="http://schemas.microsoft.com/office/drawing/2016/5/13/chartex" xmlns:cx8="http://schemas.microsoft.com/office/drawing/2016/5/14/chartex" xmlns:mc="http://schemas.openxmlformats.org/markup-compatibility/2006" xmlns:aink="http://schemas.microsoft.com/office/drawing/2016/ink" xmlns:am3d="http://schemas.microsoft.com/office/drawing/2017/model3d" xmlns:o="urn:schemas-microsoft-com:office:office" xmlns:oel="http://schemas.microsoft.com/office/2019/extlst" xmlns:r="http://schemas.openxmlformats.org/officeDocument/2006/relationships" xmlns:m="http://schemas.openxmlformats.org/officeDocument/2006/math" xmlns:v="urn:schemas-microsoft-com:vml" xmlns:wp14="http://schemas.microsoft.com/office/word/2010/wordprocessingDrawing" xmlns:wp="http://schemas.openxmlformats.org/drawingml/2006/wordprocessingDrawing" xmlns:w10="urn:schemas-microsoft-com:office:word" xmlns:w="http://schemas.openxmlformats.org/wordprocessingml/2006/main" xmlns:w14="http://schemas.microsoft.com/office/word/2010/wordml" xmlns:w15="http://schemas.microsoft.com/office/word/2012/wordml" xmlns:w16cei="http://schemas.microsoft.com/office/word/2026/wordml/cei" xmlns:w16cex="http://schemas.microsoft.com/office/word/2018/wordml/cex" xmlns:w16cid="http://schemas.microsoft.com/office/word/2016/wordml/cid" xmlns:w16="http://schemas.microsoft.com/office/word/2018/wordml" xmlns:w16du="http://schemas.microsoft.com/office/word/2023/wordml/word16du" xmlns:w16sdtdh="http://schemas.microsoft.com/office/word/2020/wordml/sdtdatahash" xmlns:w16sdtfl="http://schemas.microsoft.com/office/word/2024/wordml/sdtformatlock" xmlns:w16se="http://schemas.microsoft.com/office/word/2015/wordml/symex" xmlns:wpg="http://schemas.microsoft.com/office/word/2010/wordprocessingGroup" xmlns:wpi="http://schemas.microsoft.com/office/word/2010/wordprocessingInk" xmlns:wne="http://schemas.microsoft.com/office/word/2006/wordml" xmlns:wps="http://schemas.microsoft.com/office/word/2010/wordprocessingShape" mc:Ignorable="w14 w15 w16se w16cid w16 w16cex w16sdtdh w16sdtfl w16du wp14">
   <w:footnote w:type="separator" w:id="-1">
@@ -2770,6 +3373,38 @@
     </w:p>
   </w:footnote>
 </w:footnotes>
+</file>
+
+<file path=word/header1.xml><?xml version="1.0" encoding="utf-8"?>
+<w:hdr xmlns:wpc="http://schemas.microsoft.com/office/word/2010/wordprocessingCanvas" xmlns:cx="http://schemas.microsoft.com/office/drawing/2014/chartex" xmlns:cx1="http://schemas.microsoft.com/office/drawing/2015/9/8/chartex" xmlns:cx2="http://schemas.microsoft.com/office/drawing/2015/10/21/chartex" xmlns:cx3="http://schemas.microsoft.com/office/drawing/2016/5/9/chartex" xmlns:cx4="http://schemas.microsoft.com/office/drawing/2016/5/10/chartex" xmlns:cx5="http://schemas.microsoft.com/office/drawing/2016/5/11/chartex" xmlns:cx6="http://schemas.microsoft.com/office/drawing/2016/5/12/chartex" xmlns:cx7="http://schemas.microsoft.com/office/drawing/2016/5/13/chartex" xmlns:cx8="http://schemas.microsoft.com/office/drawing/2016/5/14/chartex" xmlns:mc="http://schemas.openxmlformats.org/markup-compatibility/2006" xmlns:aink="http://schemas.microsoft.com/office/drawing/2016/ink" xmlns:am3d="http://schemas.microsoft.com/office/drawing/2017/model3d" xmlns:o="urn:schemas-microsoft-com:office:office" xmlns:oel="http://schemas.microsoft.com/office/2019/extlst" xmlns:r="http://schemas.openxmlformats.org/officeDocument/2006/relationships" xmlns:m="http://schemas.openxmlformats.org/officeDocument/2006/math" xmlns:v="urn:schemas-microsoft-com:vml" xmlns:wp14="http://schemas.microsoft.com/office/word/2010/wordprocessingDrawing" xmlns:wp="http://schemas.openxmlformats.org/drawingml/2006/wordprocessingDrawing" xmlns:w10="urn:schemas-microsoft-com:office:word" xmlns:w="http://schemas.openxmlformats.org/wordprocessingml/2006/main" xmlns:w14="http://schemas.microsoft.com/office/word/2010/wordml" xmlns:w15="http://schemas.microsoft.com/office/word/2012/wordml" xmlns:w16cei="http://schemas.microsoft.com/office/word/2026/wordml/cei" xmlns:w16cex="http://schemas.microsoft.com/office/word/2018/wordml/cex" xmlns:w16cid="http://schemas.microsoft.com/office/word/2016/wordml/cid" xmlns:w16="http://schemas.microsoft.com/office/word/2018/wordml" xmlns:w16du="http://schemas.microsoft.com/office/word/2023/wordml/word16du" xmlns:w16sdtdh="http://schemas.microsoft.com/office/word/2020/wordml/sdtdatahash" xmlns:w16sdtfl="http://schemas.microsoft.com/office/word/2024/wordml/sdtformatlock" xmlns:w16se="http://schemas.microsoft.com/office/word/2015/wordml/symex" xmlns:wpg="http://schemas.microsoft.com/office/word/2010/wordprocessingGroup" xmlns:wpi="http://schemas.microsoft.com/office/word/2010/wordprocessingInk" xmlns:wne="http://schemas.microsoft.com/office/word/2006/wordml" xmlns:wps="http://schemas.microsoft.com/office/word/2010/wordprocessingShape" mc:Ignorable="w14 w15 w16se w16cid w16 w16cex w16sdtdh w16sdtfl w16du wp14">
+  <w:p>
+    <w:pPr>
+      <w:pStyle w:val="Header"/>
+      <w:rPr>
+        <w:lang w:val="en-US"/>
+      </w:rPr>
+    </w:pPr>
+    <w:r>
+      <w:rPr>
+        <w:lang w:val="en-US"/>
+      </w:rPr>
+      <w:t>ITUE203-WDF</w:t>
+    </w:r>
+    <w:r>
+      <w:rPr>
+        <w:lang w:val="en-US"/>
+      </w:rPr>
+      <w:tab/>
+    </w:r>
+    <w:r>
+      <w:rPr>
+        <w:lang w:val="en-US"/>
+      </w:rPr>
+      <w:tab/>
+      <w:t>25DCE072</w:t>
+    </w:r>
+  </w:p>
+</w:hdr>
 </file>
 
 <file path=word/numbering.xml><?xml version="1.0" encoding="utf-8"?>
@@ -4376,6 +5011,7 @@
   <w:style w:type="character" w:default="1" w:styleId="DefaultParagraphFont">
     <w:name w:val="Default Paragraph Font"/>
     <w:uiPriority w:val="1"/>
+    <w:semiHidden/>
     <w:unhideWhenUsed/>
   </w:style>
   <w:style w:type="table" w:default="1" w:styleId="TableNormal">
@@ -4784,6 +5420,592 @@
 </w:styles>
 </file>
 
+<file path=word/glossary/document.xml><?xml version="1.0" encoding="utf-8"?>
+<w:glossaryDocument xmlns:wpc="http://schemas.microsoft.com/office/word/2010/wordprocessingCanvas" xmlns:cx="http://schemas.microsoft.com/office/drawing/2014/chartex" xmlns:cx1="http://schemas.microsoft.com/office/drawing/2015/9/8/chartex" xmlns:cx2="http://schemas.microsoft.com/office/drawing/2015/10/21/chartex" xmlns:cx3="http://schemas.microsoft.com/office/drawing/2016/5/9/chartex" xmlns:cx4="http://schemas.microsoft.com/office/drawing/2016/5/10/chartex" xmlns:cx5="http://schemas.microsoft.com/office/drawing/2016/5/11/chartex" xmlns:cx6="http://schemas.microsoft.com/office/drawing/2016/5/12/chartex" xmlns:cx7="http://schemas.microsoft.com/office/drawing/2016/5/13/chartex" xmlns:cx8="http://schemas.microsoft.com/office/drawing/2016/5/14/chartex" xmlns:mc="http://schemas.openxmlformats.org/markup-compatibility/2006" xmlns:aink="http://schemas.microsoft.com/office/drawing/2016/ink" xmlns:am3d="http://schemas.microsoft.com/office/drawing/2017/model3d" xmlns:o="urn:schemas-microsoft-com:office:office" xmlns:oel="http://schemas.microsoft.com/office/2019/extlst" xmlns:r="http://schemas.openxmlformats.org/officeDocument/2006/relationships" xmlns:m="http://schemas.openxmlformats.org/officeDocument/2006/math" xmlns:v="urn:schemas-microsoft-com:vml" xmlns:wp14="http://schemas.microsoft.com/office/word/2010/wordprocessingDrawing" xmlns:wp="http://schemas.openxmlformats.org/drawingml/2006/wordprocessingDrawing" xmlns:w10="urn:schemas-microsoft-com:office:word" xmlns:w="http://schemas.openxmlformats.org/wordprocessingml/2006/main" xmlns:w14="http://schemas.microsoft.com/office/word/2010/wordml" xmlns:w15="http://schemas.microsoft.com/office/word/2012/wordml" xmlns:w16cei="http://schemas.microsoft.com/office/word/2026/wordml/cei" xmlns:w16cex="http://schemas.microsoft.com/office/word/2018/wordml/cex" xmlns:w16cid="http://schemas.microsoft.com/office/word/2016/wordml/cid" xmlns:w16="http://schemas.microsoft.com/office/word/2018/wordml" xmlns:w16du="http://schemas.microsoft.com/office/word/2023/wordml/word16du" xmlns:w16sdtdh="http://schemas.microsoft.com/office/word/2020/wordml/sdtdatahash" xmlns:w16sdtfl="http://schemas.microsoft.com/office/word/2024/wordml/sdtformatlock" xmlns:w16se="http://schemas.microsoft.com/office/word/2015/wordml/symex" xmlns:wpg="http://schemas.microsoft.com/office/word/2010/wordprocessingGroup" xmlns:wpi="http://schemas.microsoft.com/office/word/2010/wordprocessingInk" xmlns:wne="http://schemas.microsoft.com/office/word/2006/wordml" xmlns:wps="http://schemas.microsoft.com/office/word/2010/wordprocessingShape" mc:Ignorable="w14 w15 w16se w16cid w16 w16cex w16sdtdh w16sdtfl w16du wp14">
+  <w:docParts>
+    <w:docPart>
+      <w:docPartPr>
+        <w:name w:val="254BC2E09B614B4B8E0BF50ABD3D256C"/>
+        <w:category>
+          <w:name w:val="General"/>
+          <w:gallery w:val="placeholder"/>
+        </w:category>
+        <w:types>
+          <w:type w:val="bbPlcHdr"/>
+        </w:types>
+        <w:behaviors>
+          <w:behavior w:val="content"/>
+        </w:behaviors>
+        <w:guid w:val="{DC411F20-4ED1-475B-8830-30898E72A738}"/>
+      </w:docPartPr>
+      <w:docPartBody>
+        <w:p>
+          <w:pPr>
+            <w:pStyle w:val="254BC2E09B614B4B8E0BF50ABD3D256C"/>
+          </w:pPr>
+          <w:r>
+            <w:rPr>
+              <w:rStyle w:val="PlaceholderText"/>
+            </w:rPr>
+            <w:t>[Author]</w:t>
+          </w:r>
+        </w:p>
+      </w:docPartBody>
+    </w:docPart>
+  </w:docParts>
+</w:glossaryDocument>
+</file>
+
+<file path=word/glossary/fontTable.xml><?xml version="1.0" encoding="utf-8"?>
+<w:fonts xmlns:mc="http://schemas.openxmlformats.org/markup-compatibility/2006" xmlns:r="http://schemas.openxmlformats.org/officeDocument/2006/relationships" xmlns:w="http://schemas.openxmlformats.org/wordprocessingml/2006/main" xmlns:w14="http://schemas.microsoft.com/office/word/2010/wordml" xmlns:w15="http://schemas.microsoft.com/office/word/2012/wordml" xmlns:w16cex="http://schemas.microsoft.com/office/word/2018/wordml/cex" xmlns:w16cid="http://schemas.microsoft.com/office/word/2016/wordml/cid" xmlns:w16="http://schemas.microsoft.com/office/word/2018/wordml" xmlns:w16du="http://schemas.microsoft.com/office/word/2023/wordml/word16du" xmlns:w16sdtdh="http://schemas.microsoft.com/office/word/2020/wordml/sdtdatahash" xmlns:w16sdtfl="http://schemas.microsoft.com/office/word/2024/wordml/sdtformatlock" xmlns:w16se="http://schemas.microsoft.com/office/word/2015/wordml/symex" mc:Ignorable="w14 w15 w16se w16cid w16 w16cex w16sdtdh w16sdtfl w16du">
+  <w:font w:name="Times New Roman">
+    <w:panose1 w:val="02020603050405020304"/>
+    <w:charset w:val="00"/>
+    <w:family w:val="roman"/>
+    <w:pitch w:val="variable"/>
+    <w:sig w:usb0="E0002EFF" w:usb1="C000785B" w:usb2="00000009" w:usb3="00000000" w:csb0="000001FF" w:csb1="00000000"/>
+  </w:font>
+  <w:font w:name="Symbol">
+    <w:panose1 w:val="05050102010706020507"/>
+    <w:charset w:val="02"/>
+    <w:family w:val="roman"/>
+    <w:pitch w:val="variable"/>
+    <w:sig w:usb0="00000000" w:usb1="10000000" w:usb2="00000000" w:usb3="00000000" w:csb0="80000000" w:csb1="00000000"/>
+  </w:font>
+  <w:font w:name="Aptos">
+    <w:charset w:val="00"/>
+    <w:family w:val="swiss"/>
+    <w:pitch w:val="variable"/>
+    <w:sig w:usb0="20000287" w:usb1="00000003" w:usb2="00000000" w:usb3="00000000" w:csb0="0000019F" w:csb1="00000000"/>
+  </w:font>
+  <w:font w:name="Courier New">
+    <w:panose1 w:val="02070309020205020404"/>
+    <w:charset w:val="00"/>
+    <w:family w:val="modern"/>
+    <w:pitch w:val="fixed"/>
+    <w:sig w:usb0="E0002EFF" w:usb1="C0007843" w:usb2="00000009" w:usb3="00000000" w:csb0="000001FF" w:csb1="00000000"/>
+  </w:font>
+  <w:font w:name="Wingdings">
+    <w:panose1 w:val="05000000000000000000"/>
+    <w:charset w:val="02"/>
+    <w:family w:val="auto"/>
+    <w:pitch w:val="variable"/>
+    <w:sig w:usb0="00000000" w:usb1="10000000" w:usb2="00000000" w:usb3="00000000" w:csb0="80000000" w:csb1="00000000"/>
+  </w:font>
+  <w:font w:name="Aptos Display">
+    <w:charset w:val="00"/>
+    <w:family w:val="swiss"/>
+    <w:pitch w:val="variable"/>
+    <w:sig w:usb0="20000287" w:usb1="00000003" w:usb2="00000000" w:usb3="00000000" w:csb0="0000019F" w:csb1="00000000"/>
+  </w:font>
+</w:fonts>
+</file>
+
+<file path=word/glossary/settings.xml><?xml version="1.0" encoding="utf-8"?>
+<w:settings xmlns:mc="http://schemas.openxmlformats.org/markup-compatibility/2006" xmlns:o="urn:schemas-microsoft-com:office:office" xmlns:r="http://schemas.openxmlformats.org/officeDocument/2006/relationships" xmlns:m="http://schemas.openxmlformats.org/officeDocument/2006/math" xmlns:v="urn:schemas-microsoft-com:vml" xmlns:w10="urn:schemas-microsoft-com:office:word" xmlns:w="http://schemas.openxmlformats.org/wordprocessingml/2006/main" xmlns:w14="http://schemas.microsoft.com/office/word/2010/wordml" xmlns:w15="http://schemas.microsoft.com/office/word/2012/wordml" xmlns:w16cex="http://schemas.microsoft.com/office/word/2018/wordml/cex" xmlns:w16cid="http://schemas.microsoft.com/office/word/2016/wordml/cid" xmlns:w16="http://schemas.microsoft.com/office/word/2018/wordml" xmlns:w16du="http://schemas.microsoft.com/office/word/2023/wordml/word16du" xmlns:w16sdtdh="http://schemas.microsoft.com/office/word/2020/wordml/sdtdatahash" xmlns:w16sdtfl="http://schemas.microsoft.com/office/word/2024/wordml/sdtformatlock" xmlns:w16se="http://schemas.microsoft.com/office/word/2015/wordml/symex" xmlns:sl="http://schemas.openxmlformats.org/schemaLibrary/2006/main" mc:Ignorable="w14 w15 w16se w16cid w16 w16cex w16sdtdh w16sdtfl w16du">
+  <w:view w:val="normal"/>
+  <w:defaultTabStop w:val="720"/>
+  <w:characterSpacingControl w:val="doNotCompress"/>
+  <w:compat>
+    <w:useFELayout/>
+    <w:compatSetting w:name="compatibilityMode" w:uri="http://schemas.microsoft.com/office/word" w:val="15"/>
+    <w:compatSetting w:name="overrideTableStyleFontSizeAndJustification" w:uri="http://schemas.microsoft.com/office/word" w:val="1"/>
+    <w:compatSetting w:name="enableOpenTypeFeatures" w:uri="http://schemas.microsoft.com/office/word" w:val="1"/>
+    <w:compatSetting w:name="doNotFlipMirrorIndents" w:uri="http://schemas.microsoft.com/office/word" w:val="1"/>
+    <w:compatSetting w:name="differentiateMultirowTableHeaders" w:uri="http://schemas.microsoft.com/office/word" w:val="1"/>
+    <w:compatSetting w:name="useWord2013TrackBottomHyphenation" w:uri="http://schemas.microsoft.com/office/word" w:val="0"/>
+  </w:compat>
+  <w:rsids>
+    <w:rsidRoot w:val="006E756D"/>
+    <w:rsid w:val="006E756D"/>
+    <w:rsid w:val="00797AC5"/>
+    <w:rsid w:val="009558C7"/>
+  </w:rsids>
+  <m:mathPr>
+    <m:mathFont m:val="Cambria Math"/>
+    <m:brkBin m:val="before"/>
+    <m:brkBinSub m:val="--"/>
+    <m:smallFrac m:val="0"/>
+    <m:dispDef/>
+    <m:lMargin m:val="0"/>
+    <m:rMargin m:val="0"/>
+    <m:defJc m:val="centerGroup"/>
+    <m:wrapIndent m:val="1440"/>
+    <m:intLim m:val="subSup"/>
+    <m:naryLim m:val="undOvr"/>
+  </m:mathPr>
+  <w:themeFontLang w:val="en-IN"/>
+  <w:clrSchemeMapping w:bg1="light1" w:t1="dark1" w:bg2="light2" w:t2="dark2" w:accent1="accent1" w:accent2="accent2" w:accent3="accent3" w:accent4="accent4" w:accent5="accent5" w:accent6="accent6" w:hyperlink="hyperlink" w:followedHyperlink="followedHyperlink"/>
+  <w:decimalSymbol w:val="."/>
+  <w:listSeparator w:val=","/>
+  <w15:chartTrackingRefBased/>
+</w:settings>
+</file>
+
+<file path=word/glossary/styles.xml><?xml version="1.0" encoding="utf-8"?>
+<w:styles xmlns:mc="http://schemas.openxmlformats.org/markup-compatibility/2006" xmlns:r="http://schemas.openxmlformats.org/officeDocument/2006/relationships" xmlns:w="http://schemas.openxmlformats.org/wordprocessingml/2006/main" xmlns:w14="http://schemas.microsoft.com/office/word/2010/wordml" xmlns:w15="http://schemas.microsoft.com/office/word/2012/wordml" xmlns:w16cex="http://schemas.microsoft.com/office/word/2018/wordml/cex" xmlns:w16cid="http://schemas.microsoft.com/office/word/2016/wordml/cid" xmlns:w16="http://schemas.microsoft.com/office/word/2018/wordml" xmlns:w16du="http://schemas.microsoft.com/office/word/2023/wordml/word16du" xmlns:w16sdtdh="http://schemas.microsoft.com/office/word/2020/wordml/sdtdatahash" xmlns:w16sdtfl="http://schemas.microsoft.com/office/word/2024/wordml/sdtformatlock" xmlns:w16se="http://schemas.microsoft.com/office/word/2015/wordml/symex" mc:Ignorable="w14 w15 w16se w16cid w16 w16cex w16sdtdh w16sdtfl w16du">
+  <w:docDefaults>
+    <w:rPrDefault>
+      <w:rPr>
+        <w:rFonts w:asciiTheme="minorHAnsi" w:eastAsiaTheme="minorEastAsia" w:hAnsiTheme="minorHAnsi" w:cstheme="minorBidi"/>
+        <w:kern w:val="2"/>
+        <w:sz w:val="24"/>
+        <w:szCs w:val="24"/>
+        <w:lang w:val="en-IN" w:eastAsia="en-IN" w:bidi="ar-SA"/>
+        <w14:ligatures w14:val="standardContextual"/>
+      </w:rPr>
+    </w:rPrDefault>
+    <w:pPrDefault>
+      <w:pPr>
+        <w:spacing w:after="160" w:line="278" w:lineRule="auto"/>
+      </w:pPr>
+    </w:pPrDefault>
+  </w:docDefaults>
+  <w:latentStyles w:defLockedState="0" w:defUIPriority="99" w:defSemiHidden="0" w:defUnhideWhenUsed="0" w:defQFormat="0" w:count="376">
+    <w:lsdException w:name="Normal" w:uiPriority="0" w:qFormat="1"/>
+    <w:lsdException w:name="heading 1" w:uiPriority="9" w:qFormat="1"/>
+    <w:lsdException w:name="heading 2" w:semiHidden="1" w:uiPriority="9" w:unhideWhenUsed="1" w:qFormat="1"/>
+    <w:lsdException w:name="heading 3" w:semiHidden="1" w:uiPriority="9" w:unhideWhenUsed="1" w:qFormat="1"/>
+    <w:lsdException w:name="heading 4" w:semiHidden="1" w:uiPriority="9" w:unhideWhenUsed="1" w:qFormat="1"/>
+    <w:lsdException w:name="heading 5" w:semiHidden="1" w:uiPriority="9" w:unhideWhenUsed="1" w:qFormat="1"/>
+    <w:lsdException w:name="heading 6" w:semiHidden="1" w:uiPriority="9" w:unhideWhenUsed="1" w:qFormat="1"/>
+    <w:lsdException w:name="heading 7" w:semiHidden="1" w:uiPriority="9" w:unhideWhenUsed="1" w:qFormat="1"/>
+    <w:lsdException w:name="heading 8" w:semiHidden="1" w:uiPriority="9" w:unhideWhenUsed="1" w:qFormat="1"/>
+    <w:lsdException w:name="heading 9" w:semiHidden="1" w:uiPriority="9" w:unhideWhenUsed="1" w:qFormat="1"/>
+    <w:lsdException w:name="index 1" w:semiHidden="1" w:unhideWhenUsed="1"/>
+    <w:lsdException w:name="index 2" w:semiHidden="1" w:unhideWhenUsed="1"/>
+    <w:lsdException w:name="index 3" w:semiHidden="1" w:unhideWhenUsed="1"/>
+    <w:lsdException w:name="index 4" w:semiHidden="1" w:unhideWhenUsed="1"/>
+    <w:lsdException w:name="index 5" w:semiHidden="1" w:unhideWhenUsed="1"/>
+    <w:lsdException w:name="index 6" w:semiHidden="1" w:unhideWhenUsed="1"/>
+    <w:lsdException w:name="index 7" w:semiHidden="1" w:unhideWhenUsed="1"/>
+    <w:lsdException w:name="index 8" w:semiHidden="1" w:unhideWhenUsed="1"/>
+    <w:lsdException w:name="index 9" w:semiHidden="1" w:unhideWhenUsed="1"/>
+    <w:lsdException w:name="toc 1" w:semiHidden="1" w:uiPriority="39" w:unhideWhenUsed="1"/>
+    <w:lsdException w:name="toc 2" w:semiHidden="1" w:uiPriority="39" w:unhideWhenUsed="1"/>
+    <w:lsdException w:name="toc 3" w:semiHidden="1" w:uiPriority="39" w:unhideWhenUsed="1"/>
+    <w:lsdException w:name="toc 4" w:semiHidden="1" w:uiPriority="39" w:unhideWhenUsed="1"/>
+    <w:lsdException w:name="toc 5" w:semiHidden="1" w:uiPriority="39" w:unhideWhenUsed="1"/>
+    <w:lsdException w:name="toc 6" w:semiHidden="1" w:uiPriority="39" w:unhideWhenUsed="1"/>
+    <w:lsdException w:name="toc 7" w:semiHidden="1" w:uiPriority="39" w:unhideWhenUsed="1"/>
+    <w:lsdException w:name="toc 8" w:semiHidden="1" w:uiPriority="39" w:unhideWhenUsed="1"/>
+    <w:lsdException w:name="toc 9" w:semiHidden="1" w:uiPriority="39" w:unhideWhenUsed="1"/>
+    <w:lsdException w:name="Normal Indent" w:semiHidden="1" w:unhideWhenUsed="1"/>
+    <w:lsdException w:name="footnote text" w:semiHidden="1" w:unhideWhenUsed="1"/>
+    <w:lsdException w:name="annotation text" w:semiHidden="1" w:unhideWhenUsed="1"/>
+    <w:lsdException w:name="header" w:semiHidden="1" w:unhideWhenUsed="1"/>
+    <w:lsdException w:name="footer" w:semiHidden="1" w:unhideWhenUsed="1"/>
+    <w:lsdException w:name="index heading" w:semiHidden="1" w:unhideWhenUsed="1"/>
+    <w:lsdException w:name="caption" w:semiHidden="1" w:uiPriority="35" w:unhideWhenUsed="1" w:qFormat="1"/>
+    <w:lsdException w:name="table of figures" w:semiHidden="1" w:unhideWhenUsed="1"/>
+    <w:lsdException w:name="envelope address" w:semiHidden="1" w:unhideWhenUsed="1"/>
+    <w:lsdException w:name="envelope return" w:semiHidden="1" w:unhideWhenUsed="1"/>
+    <w:lsdException w:name="footnote reference" w:semiHidden="1" w:unhideWhenUsed="1"/>
+    <w:lsdException w:name="annotation reference" w:semiHidden="1" w:unhideWhenUsed="1"/>
+    <w:lsdException w:name="line number" w:semiHidden="1" w:unhideWhenUsed="1"/>
+    <w:lsdException w:name="page number" w:semiHidden="1" w:unhideWhenUsed="1"/>
+    <w:lsdException w:name="endnote reference" w:semiHidden="1" w:unhideWhenUsed="1"/>
+    <w:lsdException w:name="endnote text" w:semiHidden="1" w:unhideWhenUsed="1"/>
+    <w:lsdException w:name="table of authorities" w:semiHidden="1" w:unhideWhenUsed="1"/>
+    <w:lsdException w:name="macro" w:semiHidden="1" w:unhideWhenUsed="1"/>
+    <w:lsdException w:name="toa heading" w:semiHidden="1" w:unhideWhenUsed="1"/>
+    <w:lsdException w:name="List" w:semiHidden="1" w:unhideWhenUsed="1"/>
+    <w:lsdException w:name="List Bullet" w:semiHidden="1" w:unhideWhenUsed="1"/>
+    <w:lsdException w:name="List Number" w:semiHidden="1" w:unhideWhenUsed="1"/>
+    <w:lsdException w:name="List 2" w:semiHidden="1" w:unhideWhenUsed="1"/>
+    <w:lsdException w:name="List 3" w:semiHidden="1" w:unhideWhenUsed="1"/>
+    <w:lsdException w:name="List 4" w:semiHidden="1" w:unhideWhenUsed="1"/>
+    <w:lsdException w:name="List 5" w:semiHidden="1" w:unhideWhenUsed="1"/>
+    <w:lsdException w:name="List Bullet 2" w:semiHidden="1" w:unhideWhenUsed="1"/>
+    <w:lsdException w:name="List Bullet 3" w:semiHidden="1" w:unhideWhenUsed="1"/>
+    <w:lsdException w:name="List Bullet 4" w:semiHidden="1" w:unhideWhenUsed="1"/>
+    <w:lsdException w:name="List Bullet 5" w:semiHidden="1" w:unhideWhenUsed="1"/>
+    <w:lsdException w:name="List Number 2" w:semiHidden="1" w:unhideWhenUsed="1"/>
+    <w:lsdException w:name="List Number 3" w:semiHidden="1" w:unhideWhenUsed="1"/>
+    <w:lsdException w:name="List Number 4" w:semiHidden="1" w:unhideWhenUsed="1"/>
+    <w:lsdException w:name="List Number 5" w:semiHidden="1" w:unhideWhenUsed="1"/>
+    <w:lsdException w:name="Title" w:uiPriority="10" w:qFormat="1"/>
+    <w:lsdException w:name="Closing" w:semiHidden="1" w:unhideWhenUsed="1"/>
+    <w:lsdException w:name="Signature" w:semiHidden="1" w:unhideWhenUsed="1"/>
+    <w:lsdException w:name="Default Paragraph Font" w:semiHidden="1" w:uiPriority="1" w:unhideWhenUsed="1"/>
+    <w:lsdException w:name="Body Text" w:semiHidden="1" w:unhideWhenUsed="1"/>
+    <w:lsdException w:name="Body Text Indent" w:semiHidden="1" w:unhideWhenUsed="1"/>
+    <w:lsdException w:name="List Continue" w:semiHidden="1" w:unhideWhenUsed="1"/>
+    <w:lsdException w:name="List Continue 2" w:semiHidden="1" w:unhideWhenUsed="1"/>
+    <w:lsdException w:name="List Continue 3" w:semiHidden="1" w:unhideWhenUsed="1"/>
+    <w:lsdException w:name="List Continue 4" w:semiHidden="1" w:unhideWhenUsed="1"/>
+    <w:lsdException w:name="List Continue 5" w:semiHidden="1" w:unhideWhenUsed="1"/>
+    <w:lsdException w:name="Message Header" w:semiHidden="1" w:unhideWhenUsed="1"/>
+    <w:lsdException w:name="Subtitle" w:uiPriority="11" w:qFormat="1"/>
+    <w:lsdException w:name="Salutation" w:semiHidden="1" w:unhideWhenUsed="1"/>
+    <w:lsdException w:name="Date" w:semiHidden="1" w:unhideWhenUsed="1"/>
+    <w:lsdException w:name="Body Text First Indent" w:semiHidden="1" w:unhideWhenUsed="1"/>
+    <w:lsdException w:name="Body Text First Indent 2" w:semiHidden="1" w:unhideWhenUsed="1"/>
+    <w:lsdException w:name="Note Heading" w:semiHidden="1" w:unhideWhenUsed="1"/>
+    <w:lsdException w:name="Body Text 2" w:semiHidden="1" w:unhideWhenUsed="1"/>
+    <w:lsdException w:name="Body Text 3" w:semiHidden="1" w:unhideWhenUsed="1"/>
+    <w:lsdException w:name="Body Text Indent 2" w:semiHidden="1" w:unhideWhenUsed="1"/>
+    <w:lsdException w:name="Body Text Indent 3" w:semiHidden="1" w:unhideWhenUsed="1"/>
+    <w:lsdException w:name="Block Text" w:semiHidden="1" w:unhideWhenUsed="1"/>
+    <w:lsdException w:name="Hyperlink" w:semiHidden="1" w:unhideWhenUsed="1"/>
+    <w:lsdException w:name="FollowedHyperlink" w:semiHidden="1" w:unhideWhenUsed="1"/>
+    <w:lsdException w:name="Strong" w:uiPriority="22" w:qFormat="1"/>
+    <w:lsdException w:name="Emphasis" w:uiPriority="20" w:qFormat="1"/>
+    <w:lsdException w:name="Document Map" w:semiHidden="1" w:unhideWhenUsed="1"/>
+    <w:lsdException w:name="Plain Text" w:semiHidden="1" w:unhideWhenUsed="1"/>
+    <w:lsdException w:name="E-mail Signature" w:semiHidden="1" w:unhideWhenUsed="1"/>
+    <w:lsdException w:name="HTML Top of Form" w:semiHidden="1" w:unhideWhenUsed="1"/>
+    <w:lsdException w:name="HTML Bottom of Form" w:semiHidden="1" w:unhideWhenUsed="1"/>
+    <w:lsdException w:name="Normal (Web)" w:semiHidden="1" w:unhideWhenUsed="1"/>
+    <w:lsdException w:name="HTML Acronym" w:semiHidden="1" w:unhideWhenUsed="1"/>
+    <w:lsdException w:name="HTML Address" w:semiHidden="1" w:unhideWhenUsed="1"/>
+    <w:lsdException w:name="HTML Cite" w:semiHidden="1" w:unhideWhenUsed="1"/>
+    <w:lsdException w:name="HTML Code" w:semiHidden="1" w:unhideWhenUsed="1"/>
+    <w:lsdException w:name="HTML Definition" w:semiHidden="1" w:unhideWhenUsed="1"/>
+    <w:lsdException w:name="HTML Keyboard" w:semiHidden="1" w:unhideWhenUsed="1"/>
+    <w:lsdException w:name="HTML Preformatted" w:semiHidden="1" w:unhideWhenUsed="1"/>
+    <w:lsdException w:name="HTML Sample" w:semiHidden="1" w:unhideWhenUsed="1"/>
+    <w:lsdException w:name="HTML Typewriter" w:semiHidden="1" w:unhideWhenUsed="1"/>
+    <w:lsdException w:name="HTML Variable" w:semiHidden="1" w:unhideWhenUsed="1"/>
+    <w:lsdException w:name="Normal Table" w:semiHidden="1" w:unhideWhenUsed="1"/>
+    <w:lsdException w:name="annotation subject" w:semiHidden="1" w:unhideWhenUsed="1"/>
+    <w:lsdException w:name="No List" w:semiHidden="1" w:unhideWhenUsed="1"/>
+    <w:lsdException w:name="Outline List 1" w:semiHidden="1" w:unhideWhenUsed="1"/>
+    <w:lsdException w:name="Outline List 2" w:semiHidden="1" w:unhideWhenUsed="1"/>
+    <w:lsdException w:name="Outline List 3" w:semiHidden="1" w:unhideWhenUsed="1"/>
+    <w:lsdException w:name="Table Simple 1" w:semiHidden="1" w:unhideWhenUsed="1"/>
+    <w:lsdException w:name="Table Simple 2" w:semiHidden="1" w:unhideWhenUsed="1"/>
+    <w:lsdException w:name="Table Simple 3" w:semiHidden="1" w:unhideWhenUsed="1"/>
+    <w:lsdException w:name="Table Classic 1" w:semiHidden="1" w:unhideWhenUsed="1"/>
+    <w:lsdException w:name="Table Classic 2" w:semiHidden="1" w:unhideWhenUsed="1"/>
+    <w:lsdException w:name="Table Classic 3" w:semiHidden="1" w:unhideWhenUsed="1"/>
+    <w:lsdException w:name="Table Classic 4" w:semiHidden="1" w:unhideWhenUsed="1"/>
+    <w:lsdException w:name="Table Colorful 1" w:semiHidden="1" w:unhideWhenUsed="1"/>
+    <w:lsdException w:name="Table Colorful 2" w:semiHidden="1" w:unhideWhenUsed="1"/>
+    <w:lsdException w:name="Table Colorful 3" w:semiHidden="1" w:unhideWhenUsed="1"/>
+    <w:lsdException w:name="Table Columns 1" w:semiHidden="1" w:unhideWhenUsed="1"/>
+    <w:lsdException w:name="Table Columns 2" w:semiHidden="1" w:unhideWhenUsed="1"/>
+    <w:lsdException w:name="Table Columns 3" w:semiHidden="1" w:unhideWhenUsed="1"/>
+    <w:lsdException w:name="Table Columns 4" w:semiHidden="1" w:unhideWhenUsed="1"/>
+    <w:lsdException w:name="Table Columns 5" w:semiHidden="1" w:unhideWhenUsed="1"/>
+    <w:lsdException w:name="Table Grid 1" w:semiHidden="1" w:unhideWhenUsed="1"/>
+    <w:lsdException w:name="Table Grid 2" w:semiHidden="1" w:unhideWhenUsed="1"/>
+    <w:lsdException w:name="Table Grid 3" w:semiHidden="1" w:unhideWhenUsed="1"/>
+    <w:lsdException w:name="Table Grid 4" w:semiHidden="1" w:unhideWhenUsed="1"/>
+    <w:lsdException w:name="Table Grid 5" w:semiHidden="1" w:unhideWhenUsed="1"/>
+    <w:lsdException w:name="Table Grid 6" w:semiHidden="1" w:unhideWhenUsed="1"/>
+    <w:lsdException w:name="Table Grid 7" w:semiHidden="1" w:unhideWhenUsed="1"/>
+    <w:lsdException w:name="Table Grid 8" w:semiHidden="1" w:unhideWhenUsed="1"/>
+    <w:lsdException w:name="Table List 1" w:semiHidden="1" w:unhideWhenUsed="1"/>
+    <w:lsdException w:name="Table List 2" w:semiHidden="1" w:unhideWhenUsed="1"/>
+    <w:lsdException w:name="Table List 3" w:semiHidden="1" w:unhideWhenUsed="1"/>
+    <w:lsdException w:name="Table List 4" w:semiHidden="1" w:unhideWhenUsed="1"/>
+    <w:lsdException w:name="Table List 5" w:semiHidden="1" w:unhideWhenUsed="1"/>
+    <w:lsdException w:name="Table List 6" w:semiHidden="1" w:unhideWhenUsed="1"/>
+    <w:lsdException w:name="Table List 7" w:semiHidden="1" w:unhideWhenUsed="1"/>
+    <w:lsdException w:name="Table List 8" w:semiHidden="1" w:unhideWhenUsed="1"/>
+    <w:lsdException w:name="Table 3D effects 1" w:semiHidden="1" w:unhideWhenUsed="1"/>
+    <w:lsdException w:name="Table 3D effects 2" w:semiHidden="1" w:unhideWhenUsed="1"/>
+    <w:lsdException w:name="Table 3D effects 3" w:semiHidden="1" w:unhideWhenUsed="1"/>
+    <w:lsdException w:name="Table Contemporary" w:semiHidden="1" w:unhideWhenUsed="1"/>
+    <w:lsdException w:name="Table Elegant" w:semiHidden="1" w:unhideWhenUsed="1"/>
+    <w:lsdException w:name="Table Professional" w:semiHidden="1" w:unhideWhenUsed="1"/>
+    <w:lsdException w:name="Table Subtle 1" w:semiHidden="1" w:unhideWhenUsed="1"/>
+    <w:lsdException w:name="Table Subtle 2" w:semiHidden="1" w:unhideWhenUsed="1"/>
+    <w:lsdException w:name="Table Web 1" w:semiHidden="1" w:unhideWhenUsed="1"/>
+    <w:lsdException w:name="Table Web 2" w:semiHidden="1" w:unhideWhenUsed="1"/>
+    <w:lsdException w:name="Table Web 3" w:semiHidden="1" w:unhideWhenUsed="1"/>
+    <w:lsdException w:name="Balloon Text" w:semiHidden="1" w:unhideWhenUsed="1"/>
+    <w:lsdException w:name="Table Grid" w:uiPriority="39"/>
+    <w:lsdException w:name="Table Theme" w:semiHidden="1" w:unhideWhenUsed="1"/>
+    <w:lsdException w:name="Placeholder Text" w:semiHidden="1"/>
+    <w:lsdException w:name="No Spacing" w:uiPriority="1" w:qFormat="1"/>
+    <w:lsdException w:name="Light Shading" w:uiPriority="60"/>
+    <w:lsdException w:name="Light List" w:uiPriority="61"/>
+    <w:lsdException w:name="Light Grid" w:uiPriority="62"/>
+    <w:lsdException w:name="Medium Shading 1" w:uiPriority="63"/>
+    <w:lsdException w:name="Medium Shading 2" w:uiPriority="64"/>
+    <w:lsdException w:name="Medium List 1" w:uiPriority="65"/>
+    <w:lsdException w:name="Medium List 2" w:uiPriority="66"/>
+    <w:lsdException w:name="Medium Grid 1" w:uiPriority="67"/>
+    <w:lsdException w:name="Medium Grid 2" w:uiPriority="68"/>
+    <w:lsdException w:name="Medium Grid 3" w:uiPriority="69"/>
+    <w:lsdException w:name="Dark List" w:uiPriority="70"/>
+    <w:lsdException w:name="Colorful Shading" w:uiPriority="71"/>
+    <w:lsdException w:name="Colorful List" w:uiPriority="72"/>
+    <w:lsdException w:name="Colorful Grid" w:uiPriority="73"/>
+    <w:lsdException w:name="Light Shading Accent 1" w:uiPriority="60"/>
+    <w:lsdException w:name="Light List Accent 1" w:uiPriority="61"/>
+    <w:lsdException w:name="Light Grid Accent 1" w:uiPriority="62"/>
+    <w:lsdException w:name="Medium Shading 1 Accent 1" w:uiPriority="63"/>
+    <w:lsdException w:name="Medium Shading 2 Accent 1" w:uiPriority="64"/>
+    <w:lsdException w:name="Medium List 1 Accent 1" w:uiPriority="65"/>
+    <w:lsdException w:name="Revision" w:semiHidden="1"/>
+    <w:lsdException w:name="List Paragraph" w:uiPriority="34" w:qFormat="1"/>
+    <w:lsdException w:name="Quote" w:uiPriority="29" w:qFormat="1"/>
+    <w:lsdException w:name="Intense Quote" w:uiPriority="30" w:qFormat="1"/>
+    <w:lsdException w:name="Medium List 2 Accent 1" w:uiPriority="66"/>
+    <w:lsdException w:name="Medium Grid 1 Accent 1" w:uiPriority="67"/>
+    <w:lsdException w:name="Medium Grid 2 Accent 1" w:uiPriority="68"/>
+    <w:lsdException w:name="Medium Grid 3 Accent 1" w:uiPriority="69"/>
+    <w:lsdException w:name="Dark List Accent 1" w:uiPriority="70"/>
+    <w:lsdException w:name="Colorful Shading Accent 1" w:uiPriority="71"/>
+    <w:lsdException w:name="Colorful List Accent 1" w:uiPriority="72"/>
+    <w:lsdException w:name="Colorful Grid Accent 1" w:uiPriority="73"/>
+    <w:lsdException w:name="Light Shading Accent 2" w:uiPriority="60"/>
+    <w:lsdException w:name="Light List Accent 2" w:uiPriority="61"/>
+    <w:lsdException w:name="Light Grid Accent 2" w:uiPriority="62"/>
+    <w:lsdException w:name="Medium Shading 1 Accent 2" w:uiPriority="63"/>
+    <w:lsdException w:name="Medium Shading 2 Accent 2" w:uiPriority="64"/>
+    <w:lsdException w:name="Medium List 1 Accent 2" w:uiPriority="65"/>
+    <w:lsdException w:name="Medium List 2 Accent 2" w:uiPriority="66"/>
+    <w:lsdException w:name="Medium Grid 1 Accent 2" w:uiPriority="67"/>
+    <w:lsdException w:name="Medium Grid 2 Accent 2" w:uiPriority="68"/>
+    <w:lsdException w:name="Medium Grid 3 Accent 2" w:uiPriority="69"/>
+    <w:lsdException w:name="Dark List Accent 2" w:uiPriority="70"/>
+    <w:lsdException w:name="Colorful Shading Accent 2" w:uiPriority="71"/>
+    <w:lsdException w:name="Colorful List Accent 2" w:uiPriority="72"/>
+    <w:lsdException w:name="Colorful Grid Accent 2" w:uiPriority="73"/>
+    <w:lsdException w:name="Light Shading Accent 3" w:uiPriority="60"/>
+    <w:lsdException w:name="Light List Accent 3" w:uiPriority="61"/>
+    <w:lsdException w:name="Light Grid Accent 3" w:uiPriority="62"/>
+    <w:lsdException w:name="Medium Shading 1 Accent 3" w:uiPriority="63"/>
+    <w:lsdException w:name="Medium Shading 2 Accent 3" w:uiPriority="64"/>
+    <w:lsdException w:name="Medium List 1 Accent 3" w:uiPriority="65"/>
+    <w:lsdException w:name="Medium List 2 Accent 3" w:uiPriority="66"/>
+    <w:lsdException w:name="Medium Grid 1 Accent 3" w:uiPriority="67"/>
+    <w:lsdException w:name="Medium Grid 2 Accent 3" w:uiPriority="68"/>
+    <w:lsdException w:name="Medium Grid 3 Accent 3" w:uiPriority="69"/>
+    <w:lsdException w:name="Dark List Accent 3" w:uiPriority="70"/>
+    <w:lsdException w:name="Colorful Shading Accent 3" w:uiPriority="71"/>
+    <w:lsdException w:name="Colorful List Accent 3" w:uiPriority="72"/>
+    <w:lsdException w:name="Colorful Grid Accent 3" w:uiPriority="73"/>
+    <w:lsdException w:name="Light Shading Accent 4" w:uiPriority="60"/>
+    <w:lsdException w:name="Light List Accent 4" w:uiPriority="61"/>
+    <w:lsdException w:name="Light Grid Accent 4" w:uiPriority="62"/>
+    <w:lsdException w:name="Medium Shading 1 Accent 4" w:uiPriority="63"/>
+    <w:lsdException w:name="Medium Shading 2 Accent 4" w:uiPriority="64"/>
+    <w:lsdException w:name="Medium List 1 Accent 4" w:uiPriority="65"/>
+    <w:lsdException w:name="Medium List 2 Accent 4" w:uiPriority="66"/>
+    <w:lsdException w:name="Medium Grid 1 Accent 4" w:uiPriority="67"/>
+    <w:lsdException w:name="Medium Grid 2 Accent 4" w:uiPriority="68"/>
+    <w:lsdException w:name="Medium Grid 3 Accent 4" w:uiPriority="69"/>
+    <w:lsdException w:name="Dark List Accent 4" w:uiPriority="70"/>
+    <w:lsdException w:name="Colorful Shading Accent 4" w:uiPriority="71"/>
+    <w:lsdException w:name="Colorful List Accent 4" w:uiPriority="72"/>
+    <w:lsdException w:name="Colorful Grid Accent 4" w:uiPriority="73"/>
+    <w:lsdException w:name="Light Shading Accent 5" w:uiPriority="60"/>
+    <w:lsdException w:name="Light List Accent 5" w:uiPriority="61"/>
+    <w:lsdException w:name="Light Grid Accent 5" w:uiPriority="62"/>
+    <w:lsdException w:name="Medium Shading 1 Accent 5" w:uiPriority="63"/>
+    <w:lsdException w:name="Medium Shading 2 Accent 5" w:uiPriority="64"/>
+    <w:lsdException w:name="Medium List 1 Accent 5" w:uiPriority="65"/>
+    <w:lsdException w:name="Medium List 2 Accent 5" w:uiPriority="66"/>
+    <w:lsdException w:name="Medium Grid 1 Accent 5" w:uiPriority="67"/>
+    <w:lsdException w:name="Medium Grid 2 Accent 5" w:uiPriority="68"/>
+    <w:lsdException w:name="Medium Grid 3 Accent 5" w:uiPriority="69"/>
+    <w:lsdException w:name="Dark List Accent 5" w:uiPriority="70"/>
+    <w:lsdException w:name="Colorful Shading Accent 5" w:uiPriority="71"/>
+    <w:lsdException w:name="Colorful List Accent 5" w:uiPriority="72"/>
+    <w:lsdException w:name="Colorful Grid Accent 5" w:uiPriority="73"/>
+    <w:lsdException w:name="Light Shading Accent 6" w:uiPriority="60"/>
+    <w:lsdException w:name="Light List Accent 6" w:uiPriority="61"/>
+    <w:lsdException w:name="Light Grid Accent 6" w:uiPriority="62"/>
+    <w:lsdException w:name="Medium Shading 1 Accent 6" w:uiPriority="63"/>
+    <w:lsdException w:name="Medium Shading 2 Accent 6" w:uiPriority="64"/>
+    <w:lsdException w:name="Medium List 1 Accent 6" w:uiPriority="65"/>
+    <w:lsdException w:name="Medium List 2 Accent 6" w:uiPriority="66"/>
+    <w:lsdException w:name="Medium Grid 1 Accent 6" w:uiPriority="67"/>
+    <w:lsdException w:name="Medium Grid 2 Accent 6" w:uiPriority="68"/>
+    <w:lsdException w:name="Medium Grid 3 Accent 6" w:uiPriority="69"/>
+    <w:lsdException w:name="Dark List Accent 6" w:uiPriority="70"/>
+    <w:lsdException w:name="Colorful Shading Accent 6" w:uiPriority="71"/>
+    <w:lsdException w:name="Colorful List Accent 6" w:uiPriority="72"/>
+    <w:lsdException w:name="Colorful Grid Accent 6" w:uiPriority="73"/>
+    <w:lsdException w:name="Subtle Emphasis" w:uiPriority="19" w:qFormat="1"/>
+    <w:lsdException w:name="Intense Emphasis" w:uiPriority="21" w:qFormat="1"/>
+    <w:lsdException w:name="Subtle Reference" w:uiPriority="31" w:qFormat="1"/>
+    <w:lsdException w:name="Intense Reference" w:uiPriority="32" w:qFormat="1"/>
+    <w:lsdException w:name="Book Title" w:uiPriority="33" w:qFormat="1"/>
+    <w:lsdException w:name="Bibliography" w:semiHidden="1" w:uiPriority="37" w:unhideWhenUsed="1"/>
+    <w:lsdException w:name="TOC Heading" w:semiHidden="1" w:uiPriority="39" w:unhideWhenUsed="1" w:qFormat="1"/>
+    <w:lsdException w:name="Plain Table 1" w:uiPriority="41"/>
+    <w:lsdException w:name="Plain Table 2" w:uiPriority="42"/>
+    <w:lsdException w:name="Plain Table 3" w:uiPriority="43"/>
+    <w:lsdException w:name="Plain Table 4" w:uiPriority="44"/>
+    <w:lsdException w:name="Plain Table 5" w:uiPriority="45"/>
+    <w:lsdException w:name="Grid Table Light" w:uiPriority="40"/>
+    <w:lsdException w:name="Grid Table 1 Light" w:uiPriority="46"/>
+    <w:lsdException w:name="Grid Table 2" w:uiPriority="47"/>
+    <w:lsdException w:name="Grid Table 3" w:uiPriority="48"/>
+    <w:lsdException w:name="Grid Table 4" w:uiPriority="49"/>
+    <w:lsdException w:name="Grid Table 5 Dark" w:uiPriority="50"/>
+    <w:lsdException w:name="Grid Table 6 Colorful" w:uiPriority="51"/>
+    <w:lsdException w:name="Grid Table 7 Colorful" w:uiPriority="52"/>
+    <w:lsdException w:name="Grid Table 1 Light Accent 1" w:uiPriority="46"/>
+    <w:lsdException w:name="Grid Table 2 Accent 1" w:uiPriority="47"/>
+    <w:lsdException w:name="Grid Table 3 Accent 1" w:uiPriority="48"/>
+    <w:lsdException w:name="Grid Table 4 Accent 1" w:uiPriority="49"/>
+    <w:lsdException w:name="Grid Table 5 Dark Accent 1" w:uiPriority="50"/>
+    <w:lsdException w:name="Grid Table 6 Colorful Accent 1" w:uiPriority="51"/>
+    <w:lsdException w:name="Grid Table 7 Colorful Accent 1" w:uiPriority="52"/>
+    <w:lsdException w:name="Grid Table 1 Light Accent 2" w:uiPriority="46"/>
+    <w:lsdException w:name="Grid Table 2 Accent 2" w:uiPriority="47"/>
+    <w:lsdException w:name="Grid Table 3 Accent 2" w:uiPriority="48"/>
+    <w:lsdException w:name="Grid Table 4 Accent 2" w:uiPriority="49"/>
+    <w:lsdException w:name="Grid Table 5 Dark Accent 2" w:uiPriority="50"/>
+    <w:lsdException w:name="Grid Table 6 Colorful Accent 2" w:uiPriority="51"/>
+    <w:lsdException w:name="Grid Table 7 Colorful Accent 2" w:uiPriority="52"/>
+    <w:lsdException w:name="Grid Table 1 Light Accent 3" w:uiPriority="46"/>
+    <w:lsdException w:name="Grid Table 2 Accent 3" w:uiPriority="47"/>
+    <w:lsdException w:name="Grid Table 3 Accent 3" w:uiPriority="48"/>
+    <w:lsdException w:name="Grid Table 4 Accent 3" w:uiPriority="49"/>
+    <w:lsdException w:name="Grid Table 5 Dark Accent 3" w:uiPriority="50"/>
+    <w:lsdException w:name="Grid Table 6 Colorful Accent 3" w:uiPriority="51"/>
+    <w:lsdException w:name="Grid Table 7 Colorful Accent 3" w:uiPriority="52"/>
+    <w:lsdException w:name="Grid Table 1 Light Accent 4" w:uiPriority="46"/>
+    <w:lsdException w:name="Grid Table 2 Accent 4" w:uiPriority="47"/>
+    <w:lsdException w:name="Grid Table 3 Accent 4" w:uiPriority="48"/>
+    <w:lsdException w:name="Grid Table 4 Accent 4" w:uiPriority="49"/>
+    <w:lsdException w:name="Grid Table 5 Dark Accent 4" w:uiPriority="50"/>
+    <w:lsdException w:name="Grid Table 6 Colorful Accent 4" w:uiPriority="51"/>
+    <w:lsdException w:name="Grid Table 7 Colorful Accent 4" w:uiPriority="52"/>
+    <w:lsdException w:name="Grid Table 1 Light Accent 5" w:uiPriority="46"/>
+    <w:lsdException w:name="Grid Table 2 Accent 5" w:uiPriority="47"/>
+    <w:lsdException w:name="Grid Table 3 Accent 5" w:uiPriority="48"/>
+    <w:lsdException w:name="Grid Table 4 Accent 5" w:uiPriority="49"/>
+    <w:lsdException w:name="Grid Table 5 Dark Accent 5" w:uiPriority="50"/>
+    <w:lsdException w:name="Grid Table 6 Colorful Accent 5" w:uiPriority="51"/>
+    <w:lsdException w:name="Grid Table 7 Colorful Accent 5" w:uiPriority="52"/>
+    <w:lsdException w:name="Grid Table 1 Light Accent 6" w:uiPriority="46"/>
+    <w:lsdException w:name="Grid Table 2 Accent 6" w:uiPriority="47"/>
+    <w:lsdException w:name="Grid Table 3 Accent 6" w:uiPriority="48"/>
+    <w:lsdException w:name="Grid Table 4 Accent 6" w:uiPriority="49"/>
+    <w:lsdException w:name="Grid Table 5 Dark Accent 6" w:uiPriority="50"/>
+    <w:lsdException w:name="Grid Table 6 Colorful Accent 6" w:uiPriority="51"/>
+    <w:lsdException w:name="Grid Table 7 Colorful Accent 6" w:uiPriority="52"/>
+    <w:lsdException w:name="List Table 1 Light" w:uiPriority="46"/>
+    <w:lsdException w:name="List Table 2" w:uiPriority="47"/>
+    <w:lsdException w:name="List Table 3" w:uiPriority="48"/>
+    <w:lsdException w:name="List Table 4" w:uiPriority="49"/>
+    <w:lsdException w:name="List Table 5 Dark" w:uiPriority="50"/>
+    <w:lsdException w:name="List Table 6 Colorful" w:uiPriority="51"/>
+    <w:lsdException w:name="List Table 7 Colorful" w:uiPriority="52"/>
+    <w:lsdException w:name="List Table 1 Light Accent 1" w:uiPriority="46"/>
+    <w:lsdException w:name="List Table 2 Accent 1" w:uiPriority="47"/>
+    <w:lsdException w:name="List Table 3 Accent 1" w:uiPriority="48"/>
+    <w:lsdException w:name="List Table 4 Accent 1" w:uiPriority="49"/>
+    <w:lsdException w:name="List Table 5 Dark Accent 1" w:uiPriority="50"/>
+    <w:lsdException w:name="List Table 6 Colorful Accent 1" w:uiPriority="51"/>
+    <w:lsdException w:name="List Table 7 Colorful Accent 1" w:uiPriority="52"/>
+    <w:lsdException w:name="List Table 1 Light Accent 2" w:uiPriority="46"/>
+    <w:lsdException w:name="List Table 2 Accent 2" w:uiPriority="47"/>
+    <w:lsdException w:name="List Table 3 Accent 2" w:uiPriority="48"/>
+    <w:lsdException w:name="List Table 4 Accent 2" w:uiPriority="49"/>
+    <w:lsdException w:name="List Table 5 Dark Accent 2" w:uiPriority="50"/>
+    <w:lsdException w:name="List Table 6 Colorful Accent 2" w:uiPriority="51"/>
+    <w:lsdException w:name="List Table 7 Colorful Accent 2" w:uiPriority="52"/>
+    <w:lsdException w:name="List Table 1 Light Accent 3" w:uiPriority="46"/>
+    <w:lsdException w:name="List Table 2 Accent 3" w:uiPriority="47"/>
+    <w:lsdException w:name="List Table 3 Accent 3" w:uiPriority="48"/>
+    <w:lsdException w:name="List Table 4 Accent 3" w:uiPriority="49"/>
+    <w:lsdException w:name="List Table 5 Dark Accent 3" w:uiPriority="50"/>
+    <w:lsdException w:name="List Table 6 Colorful Accent 3" w:uiPriority="51"/>
+    <w:lsdException w:name="List Table 7 Colorful Accent 3" w:uiPriority="52"/>
+    <w:lsdException w:name="List Table 1 Light Accent 4" w:uiPriority="46"/>
+    <w:lsdException w:name="List Table 2 Accent 4" w:uiPriority="47"/>
+    <w:lsdException w:name="List Table 3 Accent 4" w:uiPriority="48"/>
+    <w:lsdException w:name="List Table 4 Accent 4" w:uiPriority="49"/>
+    <w:lsdException w:name="List Table 5 Dark Accent 4" w:uiPriority="50"/>
+    <w:lsdException w:name="List Table 6 Colorful Accent 4" w:uiPriority="51"/>
+    <w:lsdException w:name="List Table 7 Colorful Accent 4" w:uiPriority="52"/>
+    <w:lsdException w:name="List Table 1 Light Accent 5" w:uiPriority="46"/>
+    <w:lsdException w:name="List Table 2 Accent 5" w:uiPriority="47"/>
+    <w:lsdException w:name="List Table 3 Accent 5" w:uiPriority="48"/>
+    <w:lsdException w:name="List Table 4 Accent 5" w:uiPriority="49"/>
+    <w:lsdException w:name="List Table 5 Dark Accent 5" w:uiPriority="50"/>
+    <w:lsdException w:name="List Table 6 Colorful Accent 5" w:uiPriority="51"/>
+    <w:lsdException w:name="List Table 7 Colorful Accent 5" w:uiPriority="52"/>
+    <w:lsdException w:name="List Table 1 Light Accent 6" w:uiPriority="46"/>
+    <w:lsdException w:name="List Table 2 Accent 6" w:uiPriority="47"/>
+    <w:lsdException w:name="List Table 3 Accent 6" w:uiPriority="48"/>
+    <w:lsdException w:name="List Table 4 Accent 6" w:uiPriority="49"/>
+    <w:lsdException w:name="List Table 5 Dark Accent 6" w:uiPriority="50"/>
+    <w:lsdException w:name="List Table 6 Colorful Accent 6" w:uiPriority="51"/>
+    <w:lsdException w:name="List Table 7 Colorful Accent 6" w:uiPriority="52"/>
+    <w:lsdException w:name="Mention" w:semiHidden="1" w:unhideWhenUsed="1"/>
+    <w:lsdException w:name="Smart Hyperlink" w:semiHidden="1" w:unhideWhenUsed="1"/>
+    <w:lsdException w:name="Hashtag" w:semiHidden="1" w:unhideWhenUsed="1"/>
+    <w:lsdException w:name="Unresolved Mention" w:semiHidden="1" w:unhideWhenUsed="1"/>
+    <w:lsdException w:name="Smart Link" w:semiHidden="1" w:unhideWhenUsed="1"/>
+  </w:latentStyles>
+  <w:style w:type="paragraph" w:default="1" w:styleId="Normal">
+    <w:name w:val="Normal"/>
+    <w:qFormat/>
+  </w:style>
+  <w:style w:type="character" w:default="1" w:styleId="DefaultParagraphFont">
+    <w:name w:val="Default Paragraph Font"/>
+    <w:uiPriority w:val="1"/>
+    <w:semiHidden/>
+    <w:unhideWhenUsed/>
+  </w:style>
+  <w:style w:type="table" w:default="1" w:styleId="TableNormal">
+    <w:name w:val="Normal Table"/>
+    <w:uiPriority w:val="99"/>
+    <w:semiHidden/>
+    <w:unhideWhenUsed/>
+    <w:tblPr>
+      <w:tblInd w:w="0" w:type="dxa"/>
+      <w:tblCellMar>
+        <w:top w:w="0" w:type="dxa"/>
+        <w:left w:w="108" w:type="dxa"/>
+        <w:bottom w:w="0" w:type="dxa"/>
+        <w:right w:w="108" w:type="dxa"/>
+      </w:tblCellMar>
+    </w:tblPr>
+  </w:style>
+  <w:style w:type="numbering" w:default="1" w:styleId="NoList">
+    <w:name w:val="No List"/>
+    <w:uiPriority w:val="99"/>
+    <w:semiHidden/>
+    <w:unhideWhenUsed/>
+  </w:style>
+  <w:style w:type="paragraph" w:customStyle="1" w:styleId="714D7AEAD994461EADCDFF9D98C442F3">
+    <w:name w:val="714D7AEAD994461EADCDFF9D98C442F3"/>
+    <w:rsid w:val="006E756D"/>
+  </w:style>
+  <w:style w:type="paragraph" w:customStyle="1" w:styleId="13B28F1505C64A8CA8D811C1AF5116A1">
+    <w:name w:val="13B28F1505C64A8CA8D811C1AF5116A1"/>
+    <w:rsid w:val="006E756D"/>
+  </w:style>
+  <w:style w:type="paragraph" w:customStyle="1" w:styleId="74781975B75E4B11B075AF538D24C9C2">
+    <w:name w:val="74781975B75E4B11B075AF538D24C9C2"/>
+    <w:rsid w:val="006E756D"/>
+  </w:style>
+  <w:style w:type="character" w:styleId="PlaceholderText">
+    <w:name w:val="Placeholder Text"/>
+    <w:basedOn w:val="DefaultParagraphFont"/>
+    <w:uiPriority w:val="99"/>
+    <w:semiHidden/>
+    <w:rsid w:val="006E756D"/>
+    <w:rPr>
+      <w:color w:val="808080"/>
+    </w:rPr>
+  </w:style>
+  <w:style w:type="paragraph" w:customStyle="1" w:styleId="254BC2E09B614B4B8E0BF50ABD3D256C">
+    <w:name w:val="254BC2E09B614B4B8E0BF50ABD3D256C"/>
+    <w:rsid w:val="006E756D"/>
+  </w:style>
+</w:styles>
+</file>
+
+<file path=word/glossary/webSettings.xml><?xml version="1.0" encoding="utf-8"?>
+<w:webSettings xmlns:mc="http://schemas.openxmlformats.org/markup-compatibility/2006" xmlns:r="http://schemas.openxmlformats.org/officeDocument/2006/relationships" xmlns:w="http://schemas.openxmlformats.org/wordprocessingml/2006/main" xmlns:w14="http://schemas.microsoft.com/office/word/2010/wordml" xmlns:w15="http://schemas.microsoft.com/office/word/2012/wordml" xmlns:w16cex="http://schemas.microsoft.com/office/word/2018/wordml/cex" xmlns:w16cid="http://schemas.microsoft.com/office/word/2016/wordml/cid" xmlns:w16="http://schemas.microsoft.com/office/word/2018/wordml" xmlns:w16du="http://schemas.microsoft.com/office/word/2023/wordml/word16du" xmlns:w16sdtdh="http://schemas.microsoft.com/office/word/2020/wordml/sdtdatahash" xmlns:w16sdtfl="http://schemas.microsoft.com/office/word/2024/wordml/sdtformatlock" xmlns:w16se="http://schemas.microsoft.com/office/word/2015/wordml/symex" mc:Ignorable="w14 w15 w16se w16cid w16 w16cex w16sdtdh w16sdtfl w16du">
+  <w:optimizeForBrowser/>
+  <w:allowPNG/>
+</w:webSettings>
+</file>
+
 <file path=word/theme/theme1.xml><?xml version="1.0" encoding="utf-8"?>
 <a:theme xmlns:a="http://schemas.openxmlformats.org/drawingml/2006/main" name="Office Theme">
   <a:themeElements>
